--- a/Report/template/Module02/PRS.docx
+++ b/Report/template/Module02/PRS.docx
@@ -192,7 +192,807 @@
           <w:szCs w:val="24"/>
           <w:lang w:val="en-US" w:eastAsia="zh-CN"/>
         </w:rPr>
-        <w:t>hPa。历年的年平均气压在</w:t>
+        <w:t>hPa。{{average_</w:t>
+      </w:r>
+      <w:r>
+        <w:rPr>
+          <w:rFonts w:hint="eastAsia" w:cs="Times New Roman"/>
+          <w:color w:val="000000"/>
+          <w:sz w:val="24"/>
+          <w:szCs w:val="24"/>
+          <w:lang w:val="en-US" w:eastAsia="zh-CN"/>
+        </w:rPr>
+        <w:t>prs</w:t>
+      </w:r>
+      <w:r>
+        <w:rPr>
+          <w:rFonts w:hint="default" w:ascii="Times New Roman" w:hAnsi="Times New Roman" w:eastAsia="仿宋" w:cs="Times New Roman"/>
+          <w:color w:val="000000"/>
+          <w:sz w:val="24"/>
+          <w:szCs w:val="24"/>
+          <w:lang w:val="en-US" w:eastAsia="zh-CN"/>
+        </w:rPr>
+        <w:t>_</w:t>
+      </w:r>
+      <w:r>
+        <w:rPr>
+          <w:rFonts w:hint="eastAsia" w:cs="Times New Roman"/>
+          <w:color w:val="000000"/>
+          <w:sz w:val="24"/>
+          <w:szCs w:val="24"/>
+          <w:lang w:val="en-US" w:eastAsia="zh-CN"/>
+        </w:rPr>
+        <w:t>2</w:t>
+      </w:r>
+      <w:r>
+        <w:rPr>
+          <w:rFonts w:hint="default" w:ascii="Times New Roman" w:hAnsi="Times New Roman" w:eastAsia="仿宋" w:cs="Times New Roman"/>
+          <w:color w:val="000000"/>
+          <w:sz w:val="24"/>
+          <w:szCs w:val="24"/>
+          <w:lang w:val="en-US" w:eastAsia="zh-CN"/>
+        </w:rPr>
+        <w:t>_year}}年</w:t>
+      </w:r>
+      <w:r>
+        <w:rPr>
+          <w:rFonts w:hint="eastAsia" w:cs="Times New Roman"/>
+          <w:color w:val="000000"/>
+          <w:sz w:val="24"/>
+          <w:szCs w:val="24"/>
+          <w:lang w:val="en-US" w:eastAsia="zh-CN"/>
+        </w:rPr>
+        <w:t>平均气压最高，为</w:t>
+      </w:r>
+      <w:r>
+        <w:rPr>
+          <w:rFonts w:hint="default" w:ascii="Times New Roman" w:hAnsi="Times New Roman" w:eastAsia="仿宋" w:cs="Times New Roman"/>
+          <w:color w:val="000000"/>
+          <w:sz w:val="24"/>
+          <w:szCs w:val="24"/>
+          <w:lang w:val="en-US" w:eastAsia="zh-CN"/>
+        </w:rPr>
+        <w:t>{{average_</w:t>
+      </w:r>
+      <w:r>
+        <w:rPr>
+          <w:rFonts w:hint="eastAsia" w:cs="Times New Roman"/>
+          <w:color w:val="000000"/>
+          <w:sz w:val="24"/>
+          <w:szCs w:val="24"/>
+          <w:lang w:val="en-US" w:eastAsia="zh-CN"/>
+        </w:rPr>
+        <w:t>prs</w:t>
+      </w:r>
+      <w:r>
+        <w:rPr>
+          <w:rFonts w:hint="default" w:ascii="Times New Roman" w:hAnsi="Times New Roman" w:eastAsia="仿宋" w:cs="Times New Roman"/>
+          <w:color w:val="000000"/>
+          <w:sz w:val="24"/>
+          <w:szCs w:val="24"/>
+          <w:lang w:val="en-US" w:eastAsia="zh-CN"/>
+        </w:rPr>
+        <w:t>_</w:t>
+      </w:r>
+      <w:r>
+        <w:rPr>
+          <w:rFonts w:hint="eastAsia" w:cs="Times New Roman"/>
+          <w:color w:val="000000"/>
+          <w:sz w:val="24"/>
+          <w:szCs w:val="24"/>
+          <w:lang w:val="en-US" w:eastAsia="zh-CN"/>
+        </w:rPr>
+        <w:t>2</w:t>
+      </w:r>
+      <w:r>
+        <w:rPr>
+          <w:rFonts w:hint="default" w:ascii="Times New Roman" w:hAnsi="Times New Roman" w:eastAsia="仿宋" w:cs="Times New Roman"/>
+          <w:color w:val="000000"/>
+          <w:sz w:val="24"/>
+          <w:szCs w:val="24"/>
+          <w:lang w:val="en-US" w:eastAsia="zh-CN"/>
+        </w:rPr>
+        <w:t>}}</w:t>
+      </w:r>
+      <w:r>
+        <w:rPr>
+          <w:rFonts w:hint="eastAsia" w:cs="Times New Roman"/>
+          <w:color w:val="000000"/>
+          <w:sz w:val="24"/>
+          <w:szCs w:val="24"/>
+          <w:lang w:val="en-US" w:eastAsia="zh-CN"/>
+        </w:rPr>
+        <w:t>hPa，</w:t>
+      </w:r>
+      <w:r>
+        <w:rPr>
+          <w:rFonts w:hint="default" w:ascii="Times New Roman" w:hAnsi="Times New Roman" w:eastAsia="仿宋" w:cs="Times New Roman"/>
+          <w:color w:val="000000"/>
+          <w:sz w:val="24"/>
+          <w:szCs w:val="24"/>
+          <w:lang w:val="en-US" w:eastAsia="zh-CN"/>
+        </w:rPr>
+        <w:t>{{average_</w:t>
+      </w:r>
+      <w:r>
+        <w:rPr>
+          <w:rFonts w:hint="eastAsia" w:cs="Times New Roman"/>
+          <w:color w:val="000000"/>
+          <w:sz w:val="24"/>
+          <w:szCs w:val="24"/>
+          <w:lang w:val="en-US" w:eastAsia="zh-CN"/>
+        </w:rPr>
+        <w:t>prs</w:t>
+      </w:r>
+      <w:r>
+        <w:rPr>
+          <w:rFonts w:hint="default" w:ascii="Times New Roman" w:hAnsi="Times New Roman" w:eastAsia="仿宋" w:cs="Times New Roman"/>
+          <w:color w:val="000000"/>
+          <w:sz w:val="24"/>
+          <w:szCs w:val="24"/>
+          <w:lang w:val="en-US" w:eastAsia="zh-CN"/>
+        </w:rPr>
+        <w:t>_</w:t>
+      </w:r>
+      <w:r>
+        <w:rPr>
+          <w:rFonts w:hint="eastAsia" w:cs="Times New Roman"/>
+          <w:color w:val="000000"/>
+          <w:sz w:val="24"/>
+          <w:szCs w:val="24"/>
+          <w:lang w:val="en-US" w:eastAsia="zh-CN"/>
+        </w:rPr>
+        <w:t>1</w:t>
+      </w:r>
+      <w:r>
+        <w:rPr>
+          <w:rFonts w:hint="default" w:ascii="Times New Roman" w:hAnsi="Times New Roman" w:eastAsia="仿宋" w:cs="Times New Roman"/>
+          <w:color w:val="000000"/>
+          <w:sz w:val="24"/>
+          <w:szCs w:val="24"/>
+          <w:lang w:val="en-US" w:eastAsia="zh-CN"/>
+        </w:rPr>
+        <w:t>_year}}年</w:t>
+      </w:r>
+      <w:r>
+        <w:rPr>
+          <w:rFonts w:hint="eastAsia" w:cs="Times New Roman"/>
+          <w:color w:val="000000"/>
+          <w:sz w:val="24"/>
+          <w:szCs w:val="24"/>
+          <w:lang w:val="en-US" w:eastAsia="zh-CN"/>
+        </w:rPr>
+        <w:t>平均气压最低，为</w:t>
+      </w:r>
+      <w:r>
+        <w:rPr>
+          <w:rFonts w:hint="default" w:ascii="Times New Roman" w:hAnsi="Times New Roman" w:eastAsia="仿宋" w:cs="Times New Roman"/>
+          <w:color w:val="000000"/>
+          <w:sz w:val="24"/>
+          <w:szCs w:val="24"/>
+          <w:lang w:val="en-US" w:eastAsia="zh-CN"/>
+        </w:rPr>
+        <w:t>{{average_</w:t>
+      </w:r>
+      <w:r>
+        <w:rPr>
+          <w:rFonts w:hint="eastAsia" w:cs="Times New Roman"/>
+          <w:color w:val="000000"/>
+          <w:sz w:val="24"/>
+          <w:szCs w:val="24"/>
+          <w:lang w:val="en-US" w:eastAsia="zh-CN"/>
+        </w:rPr>
+        <w:t>prs</w:t>
+      </w:r>
+      <w:r>
+        <w:rPr>
+          <w:rFonts w:hint="default" w:ascii="Times New Roman" w:hAnsi="Times New Roman" w:eastAsia="仿宋" w:cs="Times New Roman"/>
+          <w:color w:val="000000"/>
+          <w:sz w:val="24"/>
+          <w:szCs w:val="24"/>
+          <w:lang w:val="en-US" w:eastAsia="zh-CN"/>
+        </w:rPr>
+        <w:t>_</w:t>
+      </w:r>
+      <w:r>
+        <w:rPr>
+          <w:rFonts w:hint="eastAsia" w:cs="Times New Roman"/>
+          <w:color w:val="000000"/>
+          <w:sz w:val="24"/>
+          <w:szCs w:val="24"/>
+          <w:lang w:val="en-US" w:eastAsia="zh-CN"/>
+        </w:rPr>
+        <w:t>1</w:t>
+      </w:r>
+      <w:r>
+        <w:rPr>
+          <w:rFonts w:hint="default" w:ascii="Times New Roman" w:hAnsi="Times New Roman" w:eastAsia="仿宋" w:cs="Times New Roman"/>
+          <w:color w:val="000000"/>
+          <w:sz w:val="24"/>
+          <w:szCs w:val="24"/>
+          <w:lang w:val="en-US" w:eastAsia="zh-CN"/>
+        </w:rPr>
+        <w:t>}}</w:t>
+      </w:r>
+      <w:r>
+        <w:rPr>
+          <w:rFonts w:hint="eastAsia" w:cs="Times New Roman"/>
+          <w:color w:val="000000"/>
+          <w:sz w:val="24"/>
+          <w:szCs w:val="24"/>
+          <w:lang w:val="en-US" w:eastAsia="zh-CN"/>
+        </w:rPr>
+        <w:t>hPa（图1）。</w:t>
+      </w:r>
+      <w:r>
+        <w:rPr>
+          <w:rFonts w:hint="default" w:ascii="Times New Roman" w:hAnsi="Times New Roman" w:eastAsia="仿宋" w:cs="Times New Roman"/>
+          <w:color w:val="000000"/>
+          <w:sz w:val="24"/>
+          <w:szCs w:val="24"/>
+          <w:lang w:val="en-US" w:eastAsia="zh-CN"/>
+        </w:rPr>
+        <w:t>{{max_</w:t>
+      </w:r>
+      <w:r>
+        <w:rPr>
+          <w:rFonts w:hint="eastAsia" w:cs="Times New Roman"/>
+          <w:color w:val="000000"/>
+          <w:sz w:val="24"/>
+          <w:szCs w:val="24"/>
+          <w:lang w:val="en-US" w:eastAsia="zh-CN"/>
+        </w:rPr>
+        <w:t>prs</w:t>
+      </w:r>
+      <w:r>
+        <w:rPr>
+          <w:rFonts w:hint="default" w:ascii="Times New Roman" w:hAnsi="Times New Roman" w:eastAsia="仿宋" w:cs="Times New Roman"/>
+          <w:color w:val="000000"/>
+          <w:sz w:val="24"/>
+          <w:szCs w:val="24"/>
+          <w:lang w:val="en-US" w:eastAsia="zh-CN"/>
+        </w:rPr>
+        <w:t>_</w:t>
+      </w:r>
+      <w:r>
+        <w:rPr>
+          <w:rFonts w:hint="eastAsia" w:cs="Times New Roman"/>
+          <w:color w:val="000000"/>
+          <w:sz w:val="24"/>
+          <w:szCs w:val="24"/>
+          <w:lang w:val="en-US" w:eastAsia="zh-CN"/>
+        </w:rPr>
+        <w:t>2</w:t>
+      </w:r>
+      <w:r>
+        <w:rPr>
+          <w:rFonts w:hint="default" w:ascii="Times New Roman" w:hAnsi="Times New Roman" w:eastAsia="仿宋" w:cs="Times New Roman"/>
+          <w:color w:val="000000"/>
+          <w:sz w:val="24"/>
+          <w:szCs w:val="24"/>
+          <w:lang w:val="en-US" w:eastAsia="zh-CN"/>
+        </w:rPr>
+        <w:t>_year}}年</w:t>
+      </w:r>
+      <w:r>
+        <w:rPr>
+          <w:rFonts w:hint="eastAsia" w:cs="Times New Roman"/>
+          <w:color w:val="000000"/>
+          <w:sz w:val="24"/>
+          <w:szCs w:val="24"/>
+          <w:lang w:val="en-US" w:eastAsia="zh-CN"/>
+        </w:rPr>
+        <w:t>平均</w:t>
+      </w:r>
+      <w:r>
+        <w:rPr>
+          <w:rFonts w:hint="default" w:ascii="Times New Roman" w:hAnsi="Times New Roman" w:eastAsia="仿宋" w:cs="Times New Roman"/>
+          <w:color w:val="000000"/>
+          <w:sz w:val="24"/>
+          <w:szCs w:val="24"/>
+          <w:lang w:val="en-US" w:eastAsia="zh-CN"/>
+        </w:rPr>
+        <w:t>最高</w:t>
+      </w:r>
+      <w:r>
+        <w:rPr>
+          <w:rFonts w:hint="eastAsia" w:cs="Times New Roman"/>
+          <w:color w:val="000000"/>
+          <w:sz w:val="24"/>
+          <w:szCs w:val="24"/>
+          <w:lang w:val="en-US" w:eastAsia="zh-CN"/>
+        </w:rPr>
+        <w:t>气压最高，为</w:t>
+      </w:r>
+      <w:r>
+        <w:rPr>
+          <w:rFonts w:hint="default" w:ascii="Times New Roman" w:hAnsi="Times New Roman" w:eastAsia="仿宋" w:cs="Times New Roman"/>
+          <w:color w:val="000000"/>
+          <w:sz w:val="24"/>
+          <w:szCs w:val="24"/>
+          <w:lang w:val="en-US" w:eastAsia="zh-CN"/>
+        </w:rPr>
+        <w:t>{{max_</w:t>
+      </w:r>
+      <w:r>
+        <w:rPr>
+          <w:rFonts w:hint="eastAsia" w:cs="Times New Roman"/>
+          <w:color w:val="000000"/>
+          <w:sz w:val="24"/>
+          <w:szCs w:val="24"/>
+          <w:lang w:val="en-US" w:eastAsia="zh-CN"/>
+        </w:rPr>
+        <w:t>prs</w:t>
+      </w:r>
+      <w:r>
+        <w:rPr>
+          <w:rFonts w:hint="default" w:ascii="Times New Roman" w:hAnsi="Times New Roman" w:eastAsia="仿宋" w:cs="Times New Roman"/>
+          <w:color w:val="000000"/>
+          <w:sz w:val="24"/>
+          <w:szCs w:val="24"/>
+          <w:lang w:val="en-US" w:eastAsia="zh-CN"/>
+        </w:rPr>
+        <w:t>_</w:t>
+      </w:r>
+      <w:r>
+        <w:rPr>
+          <w:rFonts w:hint="eastAsia" w:cs="Times New Roman"/>
+          <w:color w:val="000000"/>
+          <w:sz w:val="24"/>
+          <w:szCs w:val="24"/>
+          <w:lang w:val="en-US" w:eastAsia="zh-CN"/>
+        </w:rPr>
+        <w:t>2</w:t>
+      </w:r>
+      <w:r>
+        <w:rPr>
+          <w:rFonts w:hint="default" w:ascii="Times New Roman" w:hAnsi="Times New Roman" w:eastAsia="仿宋" w:cs="Times New Roman"/>
+          <w:color w:val="000000"/>
+          <w:sz w:val="24"/>
+          <w:szCs w:val="24"/>
+          <w:lang w:val="en-US" w:eastAsia="zh-CN"/>
+        </w:rPr>
+        <w:t>}}</w:t>
+      </w:r>
+      <w:r>
+        <w:rPr>
+          <w:rFonts w:hint="eastAsia" w:cs="Times New Roman"/>
+          <w:color w:val="000000"/>
+          <w:sz w:val="24"/>
+          <w:szCs w:val="24"/>
+          <w:lang w:val="en-US" w:eastAsia="zh-CN"/>
+        </w:rPr>
+        <w:t>hPa，</w:t>
+      </w:r>
+      <w:r>
+        <w:rPr>
+          <w:rFonts w:hint="default" w:ascii="Times New Roman" w:hAnsi="Times New Roman" w:eastAsia="仿宋" w:cs="Times New Roman"/>
+          <w:color w:val="000000"/>
+          <w:sz w:val="24"/>
+          <w:szCs w:val="24"/>
+          <w:lang w:val="en-US" w:eastAsia="zh-CN"/>
+        </w:rPr>
+        <w:t>{{max_</w:t>
+      </w:r>
+      <w:r>
+        <w:rPr>
+          <w:rFonts w:hint="eastAsia" w:cs="Times New Roman"/>
+          <w:color w:val="000000"/>
+          <w:sz w:val="24"/>
+          <w:szCs w:val="24"/>
+          <w:lang w:val="en-US" w:eastAsia="zh-CN"/>
+        </w:rPr>
+        <w:t>prs</w:t>
+      </w:r>
+      <w:r>
+        <w:rPr>
+          <w:rFonts w:hint="default" w:ascii="Times New Roman" w:hAnsi="Times New Roman" w:eastAsia="仿宋" w:cs="Times New Roman"/>
+          <w:color w:val="000000"/>
+          <w:sz w:val="24"/>
+          <w:szCs w:val="24"/>
+          <w:lang w:val="en-US" w:eastAsia="zh-CN"/>
+        </w:rPr>
+        <w:t>_</w:t>
+      </w:r>
+      <w:r>
+        <w:rPr>
+          <w:rFonts w:hint="eastAsia" w:cs="Times New Roman"/>
+          <w:color w:val="000000"/>
+          <w:sz w:val="24"/>
+          <w:szCs w:val="24"/>
+          <w:lang w:val="en-US" w:eastAsia="zh-CN"/>
+        </w:rPr>
+        <w:t>1</w:t>
+      </w:r>
+      <w:r>
+        <w:rPr>
+          <w:rFonts w:hint="default" w:ascii="Times New Roman" w:hAnsi="Times New Roman" w:eastAsia="仿宋" w:cs="Times New Roman"/>
+          <w:color w:val="000000"/>
+          <w:sz w:val="24"/>
+          <w:szCs w:val="24"/>
+          <w:lang w:val="en-US" w:eastAsia="zh-CN"/>
+        </w:rPr>
+        <w:t>_year}}年</w:t>
+      </w:r>
+      <w:r>
+        <w:rPr>
+          <w:rFonts w:hint="eastAsia" w:cs="Times New Roman"/>
+          <w:color w:val="000000"/>
+          <w:sz w:val="24"/>
+          <w:szCs w:val="24"/>
+          <w:lang w:val="en-US" w:eastAsia="zh-CN"/>
+        </w:rPr>
+        <w:t>平均</w:t>
+      </w:r>
+      <w:r>
+        <w:rPr>
+          <w:rFonts w:hint="default" w:ascii="Times New Roman" w:hAnsi="Times New Roman" w:eastAsia="仿宋" w:cs="Times New Roman"/>
+          <w:color w:val="000000"/>
+          <w:sz w:val="24"/>
+          <w:szCs w:val="24"/>
+          <w:lang w:val="en-US" w:eastAsia="zh-CN"/>
+        </w:rPr>
+        <w:t>最高</w:t>
+      </w:r>
+      <w:r>
+        <w:rPr>
+          <w:rFonts w:hint="eastAsia" w:cs="Times New Roman"/>
+          <w:color w:val="000000"/>
+          <w:sz w:val="24"/>
+          <w:szCs w:val="24"/>
+          <w:lang w:val="en-US" w:eastAsia="zh-CN"/>
+        </w:rPr>
+        <w:t>气压最低，为</w:t>
+      </w:r>
+      <w:r>
+        <w:rPr>
+          <w:rFonts w:hint="default" w:ascii="Times New Roman" w:hAnsi="Times New Roman" w:eastAsia="仿宋" w:cs="Times New Roman"/>
+          <w:color w:val="000000"/>
+          <w:sz w:val="24"/>
+          <w:szCs w:val="24"/>
+          <w:lang w:val="en-US" w:eastAsia="zh-CN"/>
+        </w:rPr>
+        <w:t>{{max_</w:t>
+      </w:r>
+      <w:r>
+        <w:rPr>
+          <w:rFonts w:hint="eastAsia" w:cs="Times New Roman"/>
+          <w:color w:val="000000"/>
+          <w:sz w:val="24"/>
+          <w:szCs w:val="24"/>
+          <w:lang w:val="en-US" w:eastAsia="zh-CN"/>
+        </w:rPr>
+        <w:t>prs</w:t>
+      </w:r>
+      <w:r>
+        <w:rPr>
+          <w:rFonts w:hint="default" w:ascii="Times New Roman" w:hAnsi="Times New Roman" w:eastAsia="仿宋" w:cs="Times New Roman"/>
+          <w:color w:val="000000"/>
+          <w:sz w:val="24"/>
+          <w:szCs w:val="24"/>
+          <w:lang w:val="en-US" w:eastAsia="zh-CN"/>
+        </w:rPr>
+        <w:t>_</w:t>
+      </w:r>
+      <w:r>
+        <w:rPr>
+          <w:rFonts w:hint="eastAsia" w:cs="Times New Roman"/>
+          <w:color w:val="000000"/>
+          <w:sz w:val="24"/>
+          <w:szCs w:val="24"/>
+          <w:lang w:val="en-US" w:eastAsia="zh-CN"/>
+        </w:rPr>
+        <w:t>1</w:t>
+      </w:r>
+      <w:r>
+        <w:rPr>
+          <w:rFonts w:hint="default" w:ascii="Times New Roman" w:hAnsi="Times New Roman" w:eastAsia="仿宋" w:cs="Times New Roman"/>
+          <w:color w:val="000000"/>
+          <w:sz w:val="24"/>
+          <w:szCs w:val="24"/>
+          <w:lang w:val="en-US" w:eastAsia="zh-CN"/>
+        </w:rPr>
+        <w:t>}}</w:t>
+      </w:r>
+      <w:r>
+        <w:rPr>
+          <w:rFonts w:hint="eastAsia" w:cs="Times New Roman"/>
+          <w:color w:val="000000"/>
+          <w:sz w:val="24"/>
+          <w:szCs w:val="24"/>
+          <w:lang w:val="en-US" w:eastAsia="zh-CN"/>
+        </w:rPr>
+        <w:t>hPa（图2）。</w:t>
+      </w:r>
+      <w:r>
+        <w:rPr>
+          <w:rFonts w:hint="default" w:ascii="Times New Roman" w:hAnsi="Times New Roman" w:eastAsia="仿宋" w:cs="Times New Roman"/>
+          <w:color w:val="000000"/>
+          <w:sz w:val="24"/>
+          <w:szCs w:val="24"/>
+          <w:lang w:val="en-US" w:eastAsia="zh-CN"/>
+        </w:rPr>
+        <w:t>{{min_</w:t>
+      </w:r>
+      <w:r>
+        <w:rPr>
+          <w:rFonts w:hint="eastAsia" w:cs="Times New Roman"/>
+          <w:color w:val="000000"/>
+          <w:sz w:val="24"/>
+          <w:szCs w:val="24"/>
+          <w:lang w:val="en-US" w:eastAsia="zh-CN"/>
+        </w:rPr>
+        <w:t>prs</w:t>
+      </w:r>
+      <w:r>
+        <w:rPr>
+          <w:rFonts w:hint="default" w:ascii="Times New Roman" w:hAnsi="Times New Roman" w:eastAsia="仿宋" w:cs="Times New Roman"/>
+          <w:color w:val="000000"/>
+          <w:sz w:val="24"/>
+          <w:szCs w:val="24"/>
+          <w:lang w:val="en-US" w:eastAsia="zh-CN"/>
+        </w:rPr>
+        <w:t>_</w:t>
+      </w:r>
+      <w:r>
+        <w:rPr>
+          <w:rFonts w:hint="eastAsia" w:cs="Times New Roman"/>
+          <w:color w:val="000000"/>
+          <w:sz w:val="24"/>
+          <w:szCs w:val="24"/>
+          <w:lang w:val="en-US" w:eastAsia="zh-CN"/>
+        </w:rPr>
+        <w:t>2</w:t>
+      </w:r>
+      <w:r>
+        <w:rPr>
+          <w:rFonts w:hint="default" w:ascii="Times New Roman" w:hAnsi="Times New Roman" w:eastAsia="仿宋" w:cs="Times New Roman"/>
+          <w:color w:val="000000"/>
+          <w:sz w:val="24"/>
+          <w:szCs w:val="24"/>
+          <w:lang w:val="en-US" w:eastAsia="zh-CN"/>
+        </w:rPr>
+        <w:t>_year}}年</w:t>
+      </w:r>
+      <w:r>
+        <w:rPr>
+          <w:rFonts w:hint="eastAsia" w:cs="Times New Roman"/>
+          <w:color w:val="000000"/>
+          <w:sz w:val="24"/>
+          <w:szCs w:val="24"/>
+          <w:lang w:val="en-US" w:eastAsia="zh-CN"/>
+        </w:rPr>
+        <w:t>平均</w:t>
+      </w:r>
+      <w:r>
+        <w:rPr>
+          <w:rFonts w:hint="default" w:ascii="Times New Roman" w:hAnsi="Times New Roman" w:eastAsia="仿宋" w:cs="Times New Roman"/>
+          <w:color w:val="000000"/>
+          <w:sz w:val="24"/>
+          <w:szCs w:val="24"/>
+          <w:lang w:val="en-US" w:eastAsia="zh-CN"/>
+        </w:rPr>
+        <w:t>最低</w:t>
+      </w:r>
+      <w:r>
+        <w:rPr>
+          <w:rFonts w:hint="eastAsia" w:cs="Times New Roman"/>
+          <w:color w:val="000000"/>
+          <w:sz w:val="24"/>
+          <w:szCs w:val="24"/>
+          <w:lang w:val="en-US" w:eastAsia="zh-CN"/>
+        </w:rPr>
+        <w:t>气压最高，为</w:t>
+      </w:r>
+      <w:r>
+        <w:rPr>
+          <w:rFonts w:hint="default" w:ascii="Times New Roman" w:hAnsi="Times New Roman" w:eastAsia="仿宋" w:cs="Times New Roman"/>
+          <w:color w:val="000000"/>
+          <w:sz w:val="24"/>
+          <w:szCs w:val="24"/>
+          <w:lang w:val="en-US" w:eastAsia="zh-CN"/>
+        </w:rPr>
+        <w:t>{{min_</w:t>
+      </w:r>
+      <w:r>
+        <w:rPr>
+          <w:rFonts w:hint="eastAsia" w:cs="Times New Roman"/>
+          <w:color w:val="000000"/>
+          <w:sz w:val="24"/>
+          <w:szCs w:val="24"/>
+          <w:lang w:val="en-US" w:eastAsia="zh-CN"/>
+        </w:rPr>
+        <w:t>prs</w:t>
+      </w:r>
+      <w:r>
+        <w:rPr>
+          <w:rFonts w:hint="default" w:ascii="Times New Roman" w:hAnsi="Times New Roman" w:eastAsia="仿宋" w:cs="Times New Roman"/>
+          <w:color w:val="000000"/>
+          <w:sz w:val="24"/>
+          <w:szCs w:val="24"/>
+          <w:lang w:val="en-US" w:eastAsia="zh-CN"/>
+        </w:rPr>
+        <w:t>_</w:t>
+      </w:r>
+      <w:r>
+        <w:rPr>
+          <w:rFonts w:hint="eastAsia" w:cs="Times New Roman"/>
+          <w:color w:val="000000"/>
+          <w:sz w:val="24"/>
+          <w:szCs w:val="24"/>
+          <w:lang w:val="en-US" w:eastAsia="zh-CN"/>
+        </w:rPr>
+        <w:t>2</w:t>
+      </w:r>
+      <w:r>
+        <w:rPr>
+          <w:rFonts w:hint="default" w:ascii="Times New Roman" w:hAnsi="Times New Roman" w:eastAsia="仿宋" w:cs="Times New Roman"/>
+          <w:color w:val="000000"/>
+          <w:sz w:val="24"/>
+          <w:szCs w:val="24"/>
+          <w:lang w:val="en-US" w:eastAsia="zh-CN"/>
+        </w:rPr>
+        <w:t>}}</w:t>
+      </w:r>
+      <w:r>
+        <w:rPr>
+          <w:rFonts w:hint="eastAsia" w:cs="Times New Roman"/>
+          <w:color w:val="000000"/>
+          <w:sz w:val="24"/>
+          <w:szCs w:val="24"/>
+          <w:lang w:val="en-US" w:eastAsia="zh-CN"/>
+        </w:rPr>
+        <w:t>hPa，</w:t>
+      </w:r>
+      <w:r>
+        <w:rPr>
+          <w:rFonts w:hint="default" w:ascii="Times New Roman" w:hAnsi="Times New Roman" w:eastAsia="仿宋" w:cs="Times New Roman"/>
+          <w:color w:val="000000"/>
+          <w:sz w:val="24"/>
+          <w:szCs w:val="24"/>
+          <w:lang w:val="en-US" w:eastAsia="zh-CN"/>
+        </w:rPr>
+        <w:t>{{min_</w:t>
+      </w:r>
+      <w:r>
+        <w:rPr>
+          <w:rFonts w:hint="eastAsia" w:cs="Times New Roman"/>
+          <w:color w:val="000000"/>
+          <w:sz w:val="24"/>
+          <w:szCs w:val="24"/>
+          <w:lang w:val="en-US" w:eastAsia="zh-CN"/>
+        </w:rPr>
+        <w:t>prs</w:t>
+      </w:r>
+      <w:r>
+        <w:rPr>
+          <w:rFonts w:hint="default" w:ascii="Times New Roman" w:hAnsi="Times New Roman" w:eastAsia="仿宋" w:cs="Times New Roman"/>
+          <w:color w:val="000000"/>
+          <w:sz w:val="24"/>
+          <w:szCs w:val="24"/>
+          <w:lang w:val="en-US" w:eastAsia="zh-CN"/>
+        </w:rPr>
+        <w:t>_</w:t>
+      </w:r>
+      <w:r>
+        <w:rPr>
+          <w:rFonts w:hint="eastAsia" w:cs="Times New Roman"/>
+          <w:color w:val="000000"/>
+          <w:sz w:val="24"/>
+          <w:szCs w:val="24"/>
+          <w:lang w:val="en-US" w:eastAsia="zh-CN"/>
+        </w:rPr>
+        <w:t>1</w:t>
+      </w:r>
+      <w:r>
+        <w:rPr>
+          <w:rFonts w:hint="default" w:ascii="Times New Roman" w:hAnsi="Times New Roman" w:eastAsia="仿宋" w:cs="Times New Roman"/>
+          <w:color w:val="000000"/>
+          <w:sz w:val="24"/>
+          <w:szCs w:val="24"/>
+          <w:lang w:val="en-US" w:eastAsia="zh-CN"/>
+        </w:rPr>
+        <w:t>_year}}年</w:t>
+      </w:r>
+      <w:r>
+        <w:rPr>
+          <w:rFonts w:hint="eastAsia" w:cs="Times New Roman"/>
+          <w:color w:val="000000"/>
+          <w:sz w:val="24"/>
+          <w:szCs w:val="24"/>
+          <w:lang w:val="en-US" w:eastAsia="zh-CN"/>
+        </w:rPr>
+        <w:t>平均</w:t>
+      </w:r>
+      <w:r>
+        <w:rPr>
+          <w:rFonts w:hint="default" w:ascii="Times New Roman" w:hAnsi="Times New Roman" w:eastAsia="仿宋" w:cs="Times New Roman"/>
+          <w:color w:val="000000"/>
+          <w:sz w:val="24"/>
+          <w:szCs w:val="24"/>
+          <w:lang w:val="en-US" w:eastAsia="zh-CN"/>
+        </w:rPr>
+        <w:t>最低</w:t>
+      </w:r>
+      <w:r>
+        <w:rPr>
+          <w:rFonts w:hint="eastAsia" w:cs="Times New Roman"/>
+          <w:color w:val="000000"/>
+          <w:sz w:val="24"/>
+          <w:szCs w:val="24"/>
+          <w:lang w:val="en-US" w:eastAsia="zh-CN"/>
+        </w:rPr>
+        <w:t>气压最低，为</w:t>
+      </w:r>
+      <w:r>
+        <w:rPr>
+          <w:rFonts w:hint="default" w:ascii="Times New Roman" w:hAnsi="Times New Roman" w:eastAsia="仿宋" w:cs="Times New Roman"/>
+          <w:color w:val="000000"/>
+          <w:sz w:val="24"/>
+          <w:szCs w:val="24"/>
+          <w:lang w:val="en-US" w:eastAsia="zh-CN"/>
+        </w:rPr>
+        <w:t>{{min_</w:t>
+      </w:r>
+      <w:r>
+        <w:rPr>
+          <w:rFonts w:hint="eastAsia" w:cs="Times New Roman"/>
+          <w:color w:val="000000"/>
+          <w:sz w:val="24"/>
+          <w:szCs w:val="24"/>
+          <w:lang w:val="en-US" w:eastAsia="zh-CN"/>
+        </w:rPr>
+        <w:t>prs</w:t>
+      </w:r>
+      <w:r>
+        <w:rPr>
+          <w:rFonts w:hint="default" w:ascii="Times New Roman" w:hAnsi="Times New Roman" w:eastAsia="仿宋" w:cs="Times New Roman"/>
+          <w:color w:val="000000"/>
+          <w:sz w:val="24"/>
+          <w:szCs w:val="24"/>
+          <w:lang w:val="en-US" w:eastAsia="zh-CN"/>
+        </w:rPr>
+        <w:t>_</w:t>
+      </w:r>
+      <w:r>
+        <w:rPr>
+          <w:rFonts w:hint="eastAsia" w:cs="Times New Roman"/>
+          <w:color w:val="000000"/>
+          <w:sz w:val="24"/>
+          <w:szCs w:val="24"/>
+          <w:lang w:val="en-US" w:eastAsia="zh-CN"/>
+        </w:rPr>
+        <w:t>1</w:t>
+      </w:r>
+      <w:r>
+        <w:rPr>
+          <w:rFonts w:hint="default" w:ascii="Times New Roman" w:hAnsi="Times New Roman" w:eastAsia="仿宋" w:cs="Times New Roman"/>
+          <w:color w:val="000000"/>
+          <w:sz w:val="24"/>
+          <w:szCs w:val="24"/>
+          <w:lang w:val="en-US" w:eastAsia="zh-CN"/>
+        </w:rPr>
+        <w:t>}}</w:t>
+      </w:r>
+      <w:r>
+        <w:rPr>
+          <w:rFonts w:hint="eastAsia" w:cs="Times New Roman"/>
+          <w:color w:val="000000"/>
+          <w:sz w:val="24"/>
+          <w:szCs w:val="24"/>
+          <w:lang w:val="en-US" w:eastAsia="zh-CN"/>
+        </w:rPr>
+        <w:t>hPa（图3）</w:t>
+      </w:r>
+      <w:r>
+        <w:rPr>
+          <w:rFonts w:hint="default" w:ascii="Times New Roman" w:hAnsi="Times New Roman" w:eastAsia="仿宋" w:cs="Times New Roman"/>
+          <w:color w:val="000000"/>
+          <w:sz w:val="24"/>
+          <w:szCs w:val="24"/>
+          <w:lang w:val="en-US" w:eastAsia="zh-CN"/>
+        </w:rPr>
+        <w:t>。</w:t>
       </w:r>
       <w:r>
         <w:rPr>
@@ -202,17 +1002,17 @@
           <w:szCs w:val="24"/>
           <w:lang w:val="en-US" w:eastAsia="zh-CN"/>
         </w:rPr>
-        <w:t>{{average_prs_1}}</w:t>
-      </w:r>
-      <w:r>
-        <w:rPr>
-          <w:rFonts w:hint="default" w:ascii="Times New Roman" w:hAnsi="Times New Roman" w:eastAsia="仿宋" w:cs="Times New Roman"/>
-          <w:color w:val="000000"/>
-          <w:sz w:val="24"/>
-          <w:szCs w:val="24"/>
-          <w:lang w:val="en-US" w:eastAsia="zh-CN"/>
-        </w:rPr>
-        <w:t>hPa（</w:t>
+        <w:t>{{station_name}}</w:t>
+      </w:r>
+      <w:r>
+        <w:rPr>
+          <w:rFonts w:hint="eastAsia" w:cs="Times New Roman"/>
+          <w:color w:val="000000"/>
+          <w:sz w:val="24"/>
+          <w:szCs w:val="24"/>
+          <w:lang w:val="en-US" w:eastAsia="zh-CN"/>
+        </w:rPr>
+        <w:t>站</w:t>
       </w:r>
       <w:r>
         <w:rPr>
@@ -222,17 +1022,17 @@
           <w:szCs w:val="24"/>
           <w:lang w:val="en-US" w:eastAsia="zh-CN"/>
         </w:rPr>
-        <w:t>{{average_prs_1_year}}</w:t>
-      </w:r>
-      <w:r>
-        <w:rPr>
-          <w:rFonts w:hint="default" w:ascii="Times New Roman" w:hAnsi="Times New Roman" w:eastAsia="仿宋" w:cs="Times New Roman"/>
-          <w:color w:val="000000"/>
-          <w:sz w:val="24"/>
-          <w:szCs w:val="24"/>
-          <w:lang w:val="en-US" w:eastAsia="zh-CN"/>
-        </w:rPr>
-        <w:t>年）～</w:t>
+        <w:t>的年平均</w:t>
+      </w:r>
+      <w:r>
+        <w:rPr>
+          <w:rFonts w:hint="eastAsia" w:cs="Times New Roman"/>
+          <w:color w:val="000000"/>
+          <w:sz w:val="24"/>
+          <w:szCs w:val="24"/>
+          <w:lang w:val="en-US" w:eastAsia="zh-CN"/>
+        </w:rPr>
+        <w:t>气压</w:t>
       </w:r>
       <w:r>
         <w:rPr>
@@ -242,17 +1042,17 @@
           <w:szCs w:val="24"/>
           <w:lang w:val="en-US" w:eastAsia="zh-CN"/>
         </w:rPr>
-        <w:t>{{average_prs_2}}</w:t>
-      </w:r>
-      <w:r>
-        <w:rPr>
-          <w:rFonts w:hint="default" w:ascii="Times New Roman" w:hAnsi="Times New Roman" w:eastAsia="仿宋" w:cs="Times New Roman"/>
-          <w:color w:val="000000"/>
-          <w:sz w:val="24"/>
-          <w:szCs w:val="24"/>
-          <w:lang w:val="en-US" w:eastAsia="zh-CN"/>
-        </w:rPr>
-        <w:t>hPa（</w:t>
+        <w:t>呈</w:t>
+      </w:r>
+      <w:r>
+        <w:rPr>
+          <w:rFonts w:hint="default" w:ascii="Times New Roman" w:hAnsi="Times New Roman" w:eastAsia="仿宋" w:cs="Times New Roman"/>
+          <w:color w:val="000000"/>
+          <w:sz w:val="24"/>
+          <w:szCs w:val="24"/>
+          <w:lang w:val="en-US" w:eastAsia="zh-CN"/>
+        </w:rPr>
+        <w:t>{{</w:t>
       </w:r>
       <w:r>
         <w:rPr>
@@ -262,17 +1062,17 @@
           <w:szCs w:val="24"/>
           <w:lang w:val="en-US" w:eastAsia="zh-CN"/>
         </w:rPr>
-        <w:t>{{average_prs_2_year}}</w:t>
-      </w:r>
-      <w:r>
-        <w:rPr>
-          <w:rFonts w:hint="default" w:ascii="Times New Roman" w:hAnsi="Times New Roman" w:eastAsia="仿宋" w:cs="Times New Roman"/>
-          <w:color w:val="000000"/>
-          <w:sz w:val="24"/>
-          <w:szCs w:val="24"/>
-          <w:lang w:val="en-US" w:eastAsia="zh-CN"/>
-        </w:rPr>
-        <w:t>年）之间（图</w:t>
+        <w:t>average_</w:t>
+      </w:r>
+      <w:r>
+        <w:rPr>
+          <w:rFonts w:hint="eastAsia" w:cs="Times New Roman"/>
+          <w:color w:val="000000"/>
+          <w:sz w:val="24"/>
+          <w:szCs w:val="24"/>
+          <w:lang w:val="en-US" w:eastAsia="zh-CN"/>
+        </w:rPr>
+        <w:t>prs</w:t>
       </w:r>
       <w:r>
         <w:rPr>
@@ -282,17 +1082,17 @@
           <w:szCs w:val="24"/>
           <w:lang w:val="en-US" w:eastAsia="zh-CN"/>
         </w:rPr>
-        <w:t>1</w:t>
-      </w:r>
-      <w:r>
-        <w:rPr>
-          <w:rFonts w:hint="default" w:ascii="Times New Roman" w:hAnsi="Times New Roman" w:eastAsia="仿宋" w:cs="Times New Roman"/>
-          <w:color w:val="000000"/>
-          <w:sz w:val="24"/>
-          <w:szCs w:val="24"/>
-          <w:lang w:val="en-US" w:eastAsia="zh-CN"/>
-        </w:rPr>
-        <w:t>），年平均最高气压在</w:t>
+        <w:t>_slope</w:t>
+      </w:r>
+      <w:r>
+        <w:rPr>
+          <w:rFonts w:hint="default" w:ascii="Times New Roman" w:hAnsi="Times New Roman" w:eastAsia="仿宋" w:cs="Times New Roman"/>
+          <w:color w:val="000000"/>
+          <w:sz w:val="24"/>
+          <w:szCs w:val="24"/>
+          <w:lang w:val="en-US" w:eastAsia="zh-CN"/>
+        </w:rPr>
+        <w:t>}}</w:t>
       </w:r>
       <w:r>
         <w:rPr>
@@ -302,17 +1102,27 @@
           <w:szCs w:val="24"/>
           <w:lang w:val="en-US" w:eastAsia="zh-CN"/>
         </w:rPr>
-        <w:t>{{max_prs_1}}</w:t>
-      </w:r>
-      <w:r>
-        <w:rPr>
-          <w:rFonts w:hint="default" w:ascii="Times New Roman" w:hAnsi="Times New Roman" w:eastAsia="仿宋" w:cs="Times New Roman"/>
-          <w:color w:val="000000"/>
-          <w:sz w:val="24"/>
-          <w:szCs w:val="24"/>
-          <w:lang w:val="en-US" w:eastAsia="zh-CN"/>
-        </w:rPr>
-        <w:t>hPa（</w:t>
+        <w:t>趋势，</w:t>
+      </w:r>
+      <w:r>
+        <w:rPr>
+          <w:rFonts w:hint="default" w:ascii="Times New Roman" w:hAnsi="Times New Roman" w:eastAsia="仿宋" w:cs="Times New Roman"/>
+          <w:color w:val="000000"/>
+          <w:sz w:val="24"/>
+          <w:szCs w:val="24"/>
+          <w:lang w:val="en-US" w:eastAsia="zh-CN"/>
+        </w:rPr>
+        <w:t>{{average_trend_text}}</w:t>
+      </w:r>
+      <w:r>
+        <w:rPr>
+          <w:rFonts w:hint="eastAsia" w:cs="Times New Roman"/>
+          <w:color w:val="000000"/>
+          <w:sz w:val="24"/>
+          <w:szCs w:val="24"/>
+          <w:lang w:val="en-US" w:eastAsia="zh-CN"/>
+        </w:rPr>
+        <w:t>；</w:t>
       </w:r>
       <w:r>
         <w:rPr>
@@ -322,17 +1132,17 @@
           <w:szCs w:val="24"/>
           <w:lang w:val="en-US" w:eastAsia="zh-CN"/>
         </w:rPr>
-        <w:t>{{max_prs_1_year}}</w:t>
-      </w:r>
-      <w:r>
-        <w:rPr>
-          <w:rFonts w:hint="default" w:ascii="Times New Roman" w:hAnsi="Times New Roman" w:eastAsia="仿宋" w:cs="Times New Roman"/>
-          <w:color w:val="000000"/>
-          <w:sz w:val="24"/>
-          <w:szCs w:val="24"/>
-          <w:lang w:val="en-US" w:eastAsia="zh-CN"/>
-        </w:rPr>
-        <w:t>年）～</w:t>
+        <w:t>年平均最低</w:t>
+      </w:r>
+      <w:r>
+        <w:rPr>
+          <w:rFonts w:hint="eastAsia" w:cs="Times New Roman"/>
+          <w:color w:val="000000"/>
+          <w:sz w:val="24"/>
+          <w:szCs w:val="24"/>
+          <w:lang w:val="en-US" w:eastAsia="zh-CN"/>
+        </w:rPr>
+        <w:t>气压</w:t>
       </w:r>
       <w:r>
         <w:rPr>
@@ -342,17 +1152,17 @@
           <w:szCs w:val="24"/>
           <w:lang w:val="en-US" w:eastAsia="zh-CN"/>
         </w:rPr>
-        <w:t>{{max_prs_2}}</w:t>
-      </w:r>
-      <w:r>
-        <w:rPr>
-          <w:rFonts w:hint="default" w:ascii="Times New Roman" w:hAnsi="Times New Roman" w:eastAsia="仿宋" w:cs="Times New Roman"/>
-          <w:color w:val="000000"/>
-          <w:sz w:val="24"/>
-          <w:szCs w:val="24"/>
-          <w:lang w:val="en-US" w:eastAsia="zh-CN"/>
-        </w:rPr>
-        <w:t>hPa（</w:t>
+        <w:t>呈</w:t>
+      </w:r>
+      <w:r>
+        <w:rPr>
+          <w:rFonts w:hint="default" w:ascii="Times New Roman" w:hAnsi="Times New Roman" w:eastAsia="仿宋" w:cs="Times New Roman"/>
+          <w:color w:val="000000"/>
+          <w:sz w:val="24"/>
+          <w:szCs w:val="24"/>
+          <w:lang w:val="en-US" w:eastAsia="zh-CN"/>
+        </w:rPr>
+        <w:t>{{min</w:t>
       </w:r>
       <w:r>
         <w:rPr>
@@ -362,17 +1172,17 @@
           <w:szCs w:val="24"/>
           <w:lang w:val="en-US" w:eastAsia="zh-CN"/>
         </w:rPr>
-        <w:t>{{max_prs_2_year}}</w:t>
-      </w:r>
-      <w:r>
-        <w:rPr>
-          <w:rFonts w:hint="default" w:ascii="Times New Roman" w:hAnsi="Times New Roman" w:eastAsia="仿宋" w:cs="Times New Roman"/>
-          <w:color w:val="000000"/>
-          <w:sz w:val="24"/>
-          <w:szCs w:val="24"/>
-          <w:lang w:val="en-US" w:eastAsia="zh-CN"/>
-        </w:rPr>
-        <w:t>年）之间（图</w:t>
+        <w:t>_</w:t>
+      </w:r>
+      <w:r>
+        <w:rPr>
+          <w:rFonts w:hint="eastAsia" w:cs="Times New Roman"/>
+          <w:color w:val="000000"/>
+          <w:sz w:val="24"/>
+          <w:szCs w:val="24"/>
+          <w:lang w:val="en-US" w:eastAsia="zh-CN"/>
+        </w:rPr>
+        <w:t>prs</w:t>
       </w:r>
       <w:r>
         <w:rPr>
@@ -382,17 +1192,17 @@
           <w:szCs w:val="24"/>
           <w:lang w:val="en-US" w:eastAsia="zh-CN"/>
         </w:rPr>
-        <w:t>2</w:t>
-      </w:r>
-      <w:r>
-        <w:rPr>
-          <w:rFonts w:hint="default" w:ascii="Times New Roman" w:hAnsi="Times New Roman" w:eastAsia="仿宋" w:cs="Times New Roman"/>
-          <w:color w:val="000000"/>
-          <w:sz w:val="24"/>
-          <w:szCs w:val="24"/>
-          <w:lang w:val="en-US" w:eastAsia="zh-CN"/>
-        </w:rPr>
-        <w:t>），年平均最低气压在</w:t>
+        <w:t>_slope</w:t>
+      </w:r>
+      <w:r>
+        <w:rPr>
+          <w:rFonts w:hint="default" w:ascii="Times New Roman" w:hAnsi="Times New Roman" w:eastAsia="仿宋" w:cs="Times New Roman"/>
+          <w:color w:val="000000"/>
+          <w:sz w:val="24"/>
+          <w:szCs w:val="24"/>
+          <w:lang w:val="en-US" w:eastAsia="zh-CN"/>
+        </w:rPr>
+        <w:t>}}</w:t>
       </w:r>
       <w:r>
         <w:rPr>
@@ -402,17 +1212,27 @@
           <w:szCs w:val="24"/>
           <w:lang w:val="en-US" w:eastAsia="zh-CN"/>
         </w:rPr>
-        <w:t>{{min_prs_1}}</w:t>
-      </w:r>
-      <w:r>
-        <w:rPr>
-          <w:rFonts w:hint="default" w:ascii="Times New Roman" w:hAnsi="Times New Roman" w:eastAsia="仿宋" w:cs="Times New Roman"/>
-          <w:color w:val="000000"/>
-          <w:sz w:val="24"/>
-          <w:szCs w:val="24"/>
-          <w:lang w:val="en-US" w:eastAsia="zh-CN"/>
-        </w:rPr>
-        <w:t>hPa（</w:t>
+        <w:t>趋势，</w:t>
+      </w:r>
+      <w:r>
+        <w:rPr>
+          <w:rFonts w:hint="default" w:ascii="Times New Roman" w:hAnsi="Times New Roman" w:eastAsia="仿宋" w:cs="Times New Roman"/>
+          <w:color w:val="000000"/>
+          <w:sz w:val="24"/>
+          <w:szCs w:val="24"/>
+          <w:lang w:val="en-US" w:eastAsia="zh-CN"/>
+        </w:rPr>
+        <w:t>{{min_trend_text}}</w:t>
+      </w:r>
+      <w:r>
+        <w:rPr>
+          <w:rFonts w:hint="eastAsia" w:cs="Times New Roman"/>
+          <w:color w:val="000000"/>
+          <w:sz w:val="24"/>
+          <w:szCs w:val="24"/>
+          <w:lang w:val="en-US" w:eastAsia="zh-CN"/>
+        </w:rPr>
+        <w:t>；</w:t>
       </w:r>
       <w:r>
         <w:rPr>
@@ -422,17 +1242,17 @@
           <w:szCs w:val="24"/>
           <w:lang w:val="en-US" w:eastAsia="zh-CN"/>
         </w:rPr>
-        <w:t>{{min_prs_1_year}}</w:t>
-      </w:r>
-      <w:r>
-        <w:rPr>
-          <w:rFonts w:hint="default" w:ascii="Times New Roman" w:hAnsi="Times New Roman" w:eastAsia="仿宋" w:cs="Times New Roman"/>
-          <w:color w:val="000000"/>
-          <w:sz w:val="24"/>
-          <w:szCs w:val="24"/>
-          <w:lang w:val="en-US" w:eastAsia="zh-CN"/>
-        </w:rPr>
-        <w:t>年）～</w:t>
+        <w:t>年平均最高</w:t>
+      </w:r>
+      <w:r>
+        <w:rPr>
+          <w:rFonts w:hint="eastAsia" w:cs="Times New Roman"/>
+          <w:color w:val="000000"/>
+          <w:sz w:val="24"/>
+          <w:szCs w:val="24"/>
+          <w:lang w:val="en-US" w:eastAsia="zh-CN"/>
+        </w:rPr>
+        <w:t>气压</w:t>
       </w:r>
       <w:r>
         <w:rPr>
@@ -442,17 +1262,17 @@
           <w:szCs w:val="24"/>
           <w:lang w:val="en-US" w:eastAsia="zh-CN"/>
         </w:rPr>
-        <w:t>{{min_prs_2}}</w:t>
-      </w:r>
-      <w:r>
-        <w:rPr>
-          <w:rFonts w:hint="default" w:ascii="Times New Roman" w:hAnsi="Times New Roman" w:eastAsia="仿宋" w:cs="Times New Roman"/>
-          <w:color w:val="000000"/>
-          <w:sz w:val="24"/>
-          <w:szCs w:val="24"/>
-          <w:lang w:val="en-US" w:eastAsia="zh-CN"/>
-        </w:rPr>
-        <w:t>hPa（</w:t>
+        <w:t>呈</w:t>
+      </w:r>
+      <w:r>
+        <w:rPr>
+          <w:rFonts w:hint="default" w:ascii="Times New Roman" w:hAnsi="Times New Roman" w:eastAsia="仿宋" w:cs="Times New Roman"/>
+          <w:color w:val="000000"/>
+          <w:sz w:val="24"/>
+          <w:szCs w:val="24"/>
+          <w:lang w:val="en-US" w:eastAsia="zh-CN"/>
+        </w:rPr>
+        <w:t>{{max</w:t>
       </w:r>
       <w:r>
         <w:rPr>
@@ -462,17 +1282,17 @@
           <w:szCs w:val="24"/>
           <w:lang w:val="en-US" w:eastAsia="zh-CN"/>
         </w:rPr>
-        <w:t>{{min_prs_2_year}}</w:t>
-      </w:r>
-      <w:r>
-        <w:rPr>
-          <w:rFonts w:hint="default" w:ascii="Times New Roman" w:hAnsi="Times New Roman" w:eastAsia="仿宋" w:cs="Times New Roman"/>
-          <w:color w:val="000000"/>
-          <w:sz w:val="24"/>
-          <w:szCs w:val="24"/>
-          <w:lang w:val="en-US" w:eastAsia="zh-CN"/>
-        </w:rPr>
-        <w:t>年）之间（图</w:t>
+        <w:t>_</w:t>
+      </w:r>
+      <w:r>
+        <w:rPr>
+          <w:rFonts w:hint="eastAsia" w:cs="Times New Roman"/>
+          <w:color w:val="000000"/>
+          <w:sz w:val="24"/>
+          <w:szCs w:val="24"/>
+          <w:lang w:val="en-US" w:eastAsia="zh-CN"/>
+        </w:rPr>
+        <w:t>prs</w:t>
       </w:r>
       <w:r>
         <w:rPr>
@@ -482,17 +1302,57 @@
           <w:szCs w:val="24"/>
           <w:lang w:val="en-US" w:eastAsia="zh-CN"/>
         </w:rPr>
-        <w:t>3</w:t>
-      </w:r>
-      <w:r>
-        <w:rPr>
-          <w:rFonts w:hint="default" w:ascii="Times New Roman" w:hAnsi="Times New Roman" w:eastAsia="仿宋" w:cs="Times New Roman"/>
-          <w:color w:val="000000"/>
-          <w:sz w:val="24"/>
-          <w:szCs w:val="24"/>
-          <w:lang w:val="en-US" w:eastAsia="zh-CN"/>
-        </w:rPr>
-        <w:t>）。</w:t>
+        <w:t>_slope</w:t>
+      </w:r>
+      <w:r>
+        <w:rPr>
+          <w:rFonts w:hint="default" w:ascii="Times New Roman" w:hAnsi="Times New Roman" w:eastAsia="仿宋" w:cs="Times New Roman"/>
+          <w:color w:val="000000"/>
+          <w:sz w:val="24"/>
+          <w:szCs w:val="24"/>
+          <w:lang w:val="en-US" w:eastAsia="zh-CN"/>
+        </w:rPr>
+        <w:t>}}</w:t>
+      </w:r>
+      <w:r>
+        <w:rPr>
+          <w:rFonts w:hint="eastAsia" w:ascii="Times New Roman" w:hAnsi="Times New Roman" w:eastAsia="仿宋" w:cs="Times New Roman"/>
+          <w:color w:val="000000"/>
+          <w:sz w:val="24"/>
+          <w:szCs w:val="24"/>
+          <w:lang w:val="en-US" w:eastAsia="zh-CN"/>
+        </w:rPr>
+        <w:t>趋势</w:t>
+      </w:r>
+      <w:r>
+        <w:rPr>
+          <w:rFonts w:hint="eastAsia" w:cs="Times New Roman"/>
+          <w:color w:val="000000"/>
+          <w:sz w:val="24"/>
+          <w:szCs w:val="24"/>
+          <w:lang w:val="en-US" w:eastAsia="zh-CN"/>
+        </w:rPr>
+        <w:t>，</w:t>
+      </w:r>
+      <w:r>
+        <w:rPr>
+          <w:rFonts w:hint="default" w:ascii="Times New Roman" w:hAnsi="Times New Roman" w:eastAsia="仿宋" w:cs="Times New Roman"/>
+          <w:color w:val="000000"/>
+          <w:sz w:val="24"/>
+          <w:szCs w:val="24"/>
+          <w:lang w:val="en-US" w:eastAsia="zh-CN"/>
+        </w:rPr>
+        <w:t>{{max_trend_text}}</w:t>
+      </w:r>
+      <w:r>
+        <w:rPr>
+          <w:rFonts w:hint="eastAsia" w:ascii="Times New Roman" w:hAnsi="Times New Roman" w:eastAsia="仿宋" w:cs="Times New Roman"/>
+          <w:color w:val="000000"/>
+          <w:sz w:val="24"/>
+          <w:szCs w:val="24"/>
+          <w:lang w:val="en-US" w:eastAsia="zh-CN"/>
+        </w:rPr>
+        <w:t>。</w:t>
       </w:r>
     </w:p>
     <w:p>
@@ -908,107 +1768,217 @@
       </w:pPr>
       <w:r>
         <w:rPr>
-          <w:rFonts w:hint="eastAsia" w:ascii="Times New Roman" w:hAnsi="Times New Roman" w:eastAsia="仿宋" w:cs="Times New Roman"/>
-          <w:color w:val="000000"/>
-          <w:sz w:val="24"/>
-          <w:szCs w:val="24"/>
-          <w:lang w:val="en-US" w:eastAsia="zh-CN"/>
-        </w:rPr>
-        <w:t>{{station_name}}</w:t>
-      </w:r>
-      <w:r>
-        <w:rPr>
-          <w:rFonts w:hint="default" w:ascii="Times New Roman" w:hAnsi="Times New Roman" w:eastAsia="仿宋" w:cs="Times New Roman"/>
-          <w:color w:val="000000"/>
-          <w:sz w:val="24"/>
-          <w:szCs w:val="24"/>
-          <w:lang w:val="en-US" w:eastAsia="zh-CN"/>
-        </w:rPr>
-        <w:t>站平均气压的逐月变化在</w:t>
-      </w:r>
-      <w:r>
-        <w:rPr>
-          <w:rFonts w:hint="eastAsia" w:ascii="Times New Roman" w:hAnsi="Times New Roman" w:eastAsia="仿宋" w:cs="Times New Roman"/>
-          <w:color w:val="000000"/>
-          <w:sz w:val="24"/>
-          <w:szCs w:val="24"/>
-          <w:lang w:val="en-US" w:eastAsia="zh-CN"/>
-        </w:rPr>
-        <w:t>{{average_prs_m1}}</w:t>
-      </w:r>
-      <w:r>
-        <w:rPr>
-          <w:rFonts w:hint="default" w:ascii="Times New Roman" w:hAnsi="Times New Roman" w:eastAsia="仿宋" w:cs="Times New Roman"/>
-          <w:color w:val="000000"/>
-          <w:sz w:val="24"/>
-          <w:szCs w:val="24"/>
-          <w:lang w:val="en-US" w:eastAsia="zh-CN"/>
-        </w:rPr>
-        <w:t>hPa（</w:t>
-      </w:r>
-      <w:r>
-        <w:rPr>
-          <w:rFonts w:hint="eastAsia" w:ascii="Times New Roman" w:hAnsi="Times New Roman" w:eastAsia="仿宋" w:cs="Times New Roman"/>
-          <w:color w:val="000000"/>
-          <w:sz w:val="24"/>
-          <w:szCs w:val="24"/>
-          <w:lang w:val="en-US" w:eastAsia="zh-CN"/>
-        </w:rPr>
-        <w:t>{{average_prs_m1_month}}</w:t>
-      </w:r>
-      <w:r>
-        <w:rPr>
-          <w:rFonts w:hint="default" w:ascii="Times New Roman" w:hAnsi="Times New Roman" w:eastAsia="仿宋" w:cs="Times New Roman"/>
-          <w:color w:val="000000"/>
-          <w:sz w:val="24"/>
-          <w:szCs w:val="24"/>
-          <w:lang w:val="en-US" w:eastAsia="zh-CN"/>
-        </w:rPr>
-        <w:t>）～</w:t>
-      </w:r>
-      <w:r>
-        <w:rPr>
-          <w:rFonts w:hint="eastAsia" w:ascii="Times New Roman" w:hAnsi="Times New Roman" w:eastAsia="仿宋" w:cs="Times New Roman"/>
-          <w:color w:val="000000"/>
-          <w:sz w:val="24"/>
-          <w:szCs w:val="24"/>
-          <w:lang w:val="en-US" w:eastAsia="zh-CN"/>
-        </w:rPr>
-        <w:t>{{average_prs_m2}}</w:t>
-      </w:r>
-      <w:r>
-        <w:rPr>
-          <w:rFonts w:hint="default" w:ascii="Times New Roman" w:hAnsi="Times New Roman" w:eastAsia="仿宋" w:cs="Times New Roman"/>
-          <w:color w:val="000000"/>
-          <w:sz w:val="24"/>
-          <w:szCs w:val="24"/>
-          <w:lang w:val="en-US" w:eastAsia="zh-CN"/>
-        </w:rPr>
-        <w:t>hPa（</w:t>
-      </w:r>
-      <w:r>
-        <w:rPr>
-          <w:rFonts w:hint="eastAsia" w:ascii="Times New Roman" w:hAnsi="Times New Roman" w:eastAsia="仿宋" w:cs="Times New Roman"/>
-          <w:color w:val="000000"/>
-          <w:sz w:val="24"/>
-          <w:szCs w:val="24"/>
-          <w:lang w:val="en-US" w:eastAsia="zh-CN"/>
-        </w:rPr>
-        <w:t>{{average_prs_m2_month}}</w:t>
-      </w:r>
-      <w:r>
-        <w:rPr>
-          <w:rFonts w:hint="default" w:ascii="Times New Roman" w:hAnsi="Times New Roman" w:eastAsia="仿宋" w:cs="Times New Roman"/>
-          <w:color w:val="000000"/>
-          <w:sz w:val="24"/>
-          <w:szCs w:val="24"/>
-          <w:lang w:val="en-US" w:eastAsia="zh-CN"/>
-        </w:rPr>
-        <w:t>）之间（图</w:t>
-      </w:r>
-      <w:r>
-        <w:rPr>
-          <w:rFonts w:hint="eastAsia" w:ascii="Times New Roman" w:hAnsi="Times New Roman" w:eastAsia="仿宋" w:cs="Times New Roman"/>
+          <w:rFonts w:hint="default" w:ascii="Times New Roman" w:hAnsi="Times New Roman" w:eastAsia="仿宋" w:cs="Times New Roman"/>
+          <w:color w:val="000000"/>
+          <w:sz w:val="24"/>
+          <w:szCs w:val="24"/>
+          <w:lang w:val="en-US" w:eastAsia="zh-CN"/>
+        </w:rPr>
+        <w:t>{{station_name}}站平均</w:t>
+      </w:r>
+      <w:r>
+        <w:rPr>
+          <w:rFonts w:hint="eastAsia" w:cs="Times New Roman"/>
+          <w:color w:val="000000"/>
+          <w:sz w:val="24"/>
+          <w:szCs w:val="24"/>
+          <w:lang w:val="en-US" w:eastAsia="zh-CN"/>
+        </w:rPr>
+        <w:t>气压最高发生在</w:t>
+      </w:r>
+      <w:r>
+        <w:rPr>
+          <w:rFonts w:hint="default" w:ascii="Times New Roman" w:hAnsi="Times New Roman" w:eastAsia="仿宋" w:cs="Times New Roman"/>
+          <w:color w:val="000000"/>
+          <w:sz w:val="24"/>
+          <w:szCs w:val="24"/>
+          <w:lang w:val="en-US" w:eastAsia="zh-CN"/>
+        </w:rPr>
+        <w:t>{{average_</w:t>
+      </w:r>
+      <w:r>
+        <w:rPr>
+          <w:rFonts w:hint="eastAsia" w:cs="Times New Roman"/>
+          <w:color w:val="000000"/>
+          <w:sz w:val="24"/>
+          <w:szCs w:val="24"/>
+          <w:lang w:val="en-US" w:eastAsia="zh-CN"/>
+        </w:rPr>
+        <w:t>prs</w:t>
+      </w:r>
+      <w:r>
+        <w:rPr>
+          <w:rFonts w:hint="default" w:ascii="Times New Roman" w:hAnsi="Times New Roman" w:eastAsia="仿宋" w:cs="Times New Roman"/>
+          <w:color w:val="000000"/>
+          <w:sz w:val="24"/>
+          <w:szCs w:val="24"/>
+          <w:lang w:val="en-US" w:eastAsia="zh-CN"/>
+        </w:rPr>
+        <w:t>_m2_month}}</w:t>
+      </w:r>
+      <w:r>
+        <w:rPr>
+          <w:rFonts w:hint="eastAsia" w:cs="Times New Roman"/>
+          <w:color w:val="000000"/>
+          <w:sz w:val="24"/>
+          <w:szCs w:val="24"/>
+          <w:lang w:val="en-US" w:eastAsia="zh-CN"/>
+        </w:rPr>
+        <w:t>，为</w:t>
+      </w:r>
+      <w:r>
+        <w:rPr>
+          <w:rFonts w:hint="default" w:ascii="Times New Roman" w:hAnsi="Times New Roman" w:eastAsia="仿宋" w:cs="Times New Roman"/>
+          <w:color w:val="000000"/>
+          <w:sz w:val="24"/>
+          <w:szCs w:val="24"/>
+          <w:lang w:val="en-US" w:eastAsia="zh-CN"/>
+        </w:rPr>
+        <w:t>{{average_</w:t>
+      </w:r>
+      <w:r>
+        <w:rPr>
+          <w:rFonts w:hint="eastAsia" w:cs="Times New Roman"/>
+          <w:color w:val="000000"/>
+          <w:sz w:val="24"/>
+          <w:szCs w:val="24"/>
+          <w:lang w:val="en-US" w:eastAsia="zh-CN"/>
+        </w:rPr>
+        <w:t>prs</w:t>
+      </w:r>
+      <w:r>
+        <w:rPr>
+          <w:rFonts w:hint="default" w:ascii="Times New Roman" w:hAnsi="Times New Roman" w:eastAsia="仿宋" w:cs="Times New Roman"/>
+          <w:color w:val="000000"/>
+          <w:sz w:val="24"/>
+          <w:szCs w:val="24"/>
+          <w:lang w:val="en-US" w:eastAsia="zh-CN"/>
+        </w:rPr>
+        <w:t>_m</w:t>
+      </w:r>
+      <w:r>
+        <w:rPr>
+          <w:rFonts w:hint="eastAsia" w:cs="Times New Roman"/>
+          <w:color w:val="000000"/>
+          <w:sz w:val="24"/>
+          <w:szCs w:val="24"/>
+          <w:lang w:val="en-US" w:eastAsia="zh-CN"/>
+        </w:rPr>
+        <w:t>2</w:t>
+      </w:r>
+      <w:r>
+        <w:rPr>
+          <w:rFonts w:hint="default" w:ascii="Times New Roman" w:hAnsi="Times New Roman" w:eastAsia="仿宋" w:cs="Times New Roman"/>
+          <w:color w:val="000000"/>
+          <w:sz w:val="24"/>
+          <w:szCs w:val="24"/>
+          <w:lang w:val="en-US" w:eastAsia="zh-CN"/>
+        </w:rPr>
+        <w:t>}}</w:t>
+      </w:r>
+      <w:r>
+        <w:rPr>
+          <w:rFonts w:hint="eastAsia" w:cs="Times New Roman"/>
+          <w:color w:val="000000"/>
+          <w:sz w:val="24"/>
+          <w:szCs w:val="24"/>
+          <w:lang w:val="en-US" w:eastAsia="zh-CN"/>
+        </w:rPr>
+        <w:t>hPa，最低发生在</w:t>
+      </w:r>
+      <w:r>
+        <w:rPr>
+          <w:rFonts w:hint="default" w:ascii="Times New Roman" w:hAnsi="Times New Roman" w:eastAsia="仿宋" w:cs="Times New Roman"/>
+          <w:color w:val="000000"/>
+          <w:sz w:val="24"/>
+          <w:szCs w:val="24"/>
+          <w:lang w:val="en-US" w:eastAsia="zh-CN"/>
+        </w:rPr>
+        <w:t>{{average_</w:t>
+      </w:r>
+      <w:r>
+        <w:rPr>
+          <w:rFonts w:hint="eastAsia" w:cs="Times New Roman"/>
+          <w:color w:val="000000"/>
+          <w:sz w:val="24"/>
+          <w:szCs w:val="24"/>
+          <w:lang w:val="en-US" w:eastAsia="zh-CN"/>
+        </w:rPr>
+        <w:t>prs</w:t>
+      </w:r>
+      <w:r>
+        <w:rPr>
+          <w:rFonts w:hint="default" w:ascii="Times New Roman" w:hAnsi="Times New Roman" w:eastAsia="仿宋" w:cs="Times New Roman"/>
+          <w:color w:val="000000"/>
+          <w:sz w:val="24"/>
+          <w:szCs w:val="24"/>
+          <w:lang w:val="en-US" w:eastAsia="zh-CN"/>
+        </w:rPr>
+        <w:t>_m1_month}}</w:t>
+      </w:r>
+      <w:r>
+        <w:rPr>
+          <w:rFonts w:hint="eastAsia" w:cs="Times New Roman"/>
+          <w:color w:val="000000"/>
+          <w:sz w:val="24"/>
+          <w:szCs w:val="24"/>
+          <w:lang w:val="en-US" w:eastAsia="zh-CN"/>
+        </w:rPr>
+        <w:t>，为</w:t>
+      </w:r>
+      <w:r>
+        <w:rPr>
+          <w:rFonts w:hint="default" w:ascii="Times New Roman" w:hAnsi="Times New Roman" w:eastAsia="仿宋" w:cs="Times New Roman"/>
+          <w:color w:val="000000"/>
+          <w:sz w:val="24"/>
+          <w:szCs w:val="24"/>
+          <w:lang w:val="en-US" w:eastAsia="zh-CN"/>
+        </w:rPr>
+        <w:t>{{average_</w:t>
+      </w:r>
+      <w:r>
+        <w:rPr>
+          <w:rFonts w:hint="eastAsia" w:cs="Times New Roman"/>
+          <w:color w:val="000000"/>
+          <w:sz w:val="24"/>
+          <w:szCs w:val="24"/>
+          <w:lang w:val="en-US" w:eastAsia="zh-CN"/>
+        </w:rPr>
+        <w:t>prs</w:t>
+      </w:r>
+      <w:r>
+        <w:rPr>
+          <w:rFonts w:hint="default" w:ascii="Times New Roman" w:hAnsi="Times New Roman" w:eastAsia="仿宋" w:cs="Times New Roman"/>
+          <w:color w:val="000000"/>
+          <w:sz w:val="24"/>
+          <w:szCs w:val="24"/>
+          <w:lang w:val="en-US" w:eastAsia="zh-CN"/>
+        </w:rPr>
+        <w:t>_m1}}</w:t>
+      </w:r>
+      <w:r>
+        <w:rPr>
+          <w:rFonts w:hint="eastAsia" w:cs="Times New Roman"/>
+          <w:color w:val="000000"/>
+          <w:sz w:val="24"/>
+          <w:szCs w:val="24"/>
+          <w:lang w:val="en-US" w:eastAsia="zh-CN"/>
+        </w:rPr>
+        <w:t>hPa</w:t>
+      </w:r>
+      <w:r>
+        <w:rPr>
+          <w:rFonts w:hint="default" w:ascii="Times New Roman" w:hAnsi="Times New Roman" w:eastAsia="仿宋" w:cs="Times New Roman"/>
+          <w:color w:val="000000"/>
+          <w:sz w:val="24"/>
+          <w:szCs w:val="24"/>
+          <w:lang w:val="en-US" w:eastAsia="zh-CN"/>
+        </w:rPr>
+        <w:t>（图</w:t>
+      </w:r>
+      <w:r>
+        <w:rPr>
+          <w:rFonts w:hint="eastAsia" w:cs="Times New Roman"/>
           <w:color w:val="000000"/>
           <w:sz w:val="24"/>
           <w:szCs w:val="24"/>
@@ -1024,191 +1994,513 @@
           <w:szCs w:val="24"/>
           <w:lang w:val="en-US" w:eastAsia="zh-CN"/>
         </w:rPr>
-        <w:t>），平均最高气压变化在</w:t>
-      </w:r>
-      <w:r>
-        <w:rPr>
-          <w:rFonts w:hint="eastAsia" w:ascii="Times New Roman" w:hAnsi="Times New Roman" w:eastAsia="仿宋" w:cs="Times New Roman"/>
-          <w:color w:val="000000"/>
-          <w:sz w:val="24"/>
-          <w:szCs w:val="24"/>
-          <w:lang w:val="en-US" w:eastAsia="zh-CN"/>
-        </w:rPr>
-        <w:t>{{max_prs_m1}}</w:t>
-      </w:r>
-      <w:r>
-        <w:rPr>
-          <w:rFonts w:hint="default" w:ascii="Times New Roman" w:hAnsi="Times New Roman" w:eastAsia="仿宋" w:cs="Times New Roman"/>
-          <w:color w:val="000000"/>
-          <w:sz w:val="24"/>
-          <w:szCs w:val="24"/>
-          <w:lang w:val="en-US" w:eastAsia="zh-CN"/>
-        </w:rPr>
-        <w:t>hPa（</w:t>
-      </w:r>
-      <w:r>
-        <w:rPr>
-          <w:rFonts w:hint="eastAsia" w:ascii="Times New Roman" w:hAnsi="Times New Roman" w:eastAsia="仿宋" w:cs="Times New Roman"/>
-          <w:color w:val="000000"/>
-          <w:sz w:val="24"/>
-          <w:szCs w:val="24"/>
-          <w:lang w:val="en-US" w:eastAsia="zh-CN"/>
-        </w:rPr>
-        <w:t>{{max_prs_m1_month}}</w:t>
-      </w:r>
-      <w:r>
-        <w:rPr>
-          <w:rFonts w:hint="default" w:ascii="Times New Roman" w:hAnsi="Times New Roman" w:eastAsia="仿宋" w:cs="Times New Roman"/>
-          <w:color w:val="000000"/>
-          <w:sz w:val="24"/>
-          <w:szCs w:val="24"/>
-          <w:lang w:val="en-US" w:eastAsia="zh-CN"/>
-        </w:rPr>
-        <w:t>）～</w:t>
-      </w:r>
-      <w:r>
-        <w:rPr>
-          <w:rFonts w:hint="eastAsia" w:ascii="Times New Roman" w:hAnsi="Times New Roman" w:eastAsia="仿宋" w:cs="Times New Roman"/>
-          <w:color w:val="000000"/>
-          <w:sz w:val="24"/>
-          <w:szCs w:val="24"/>
-          <w:lang w:val="en-US" w:eastAsia="zh-CN"/>
-        </w:rPr>
-        <w:t>{{max_prs_m2}}</w:t>
-      </w:r>
-      <w:r>
-        <w:rPr>
-          <w:rFonts w:hint="default" w:ascii="Times New Roman" w:hAnsi="Times New Roman" w:eastAsia="仿宋" w:cs="Times New Roman"/>
-          <w:color w:val="000000"/>
-          <w:sz w:val="24"/>
-          <w:szCs w:val="24"/>
-          <w:lang w:val="en-US" w:eastAsia="zh-CN"/>
-        </w:rPr>
-        <w:t>hPa（</w:t>
-      </w:r>
-      <w:r>
-        <w:rPr>
-          <w:rFonts w:hint="eastAsia" w:ascii="Times New Roman" w:hAnsi="Times New Roman" w:eastAsia="仿宋" w:cs="Times New Roman"/>
-          <w:color w:val="000000"/>
-          <w:sz w:val="24"/>
-          <w:szCs w:val="24"/>
-          <w:lang w:val="en-US" w:eastAsia="zh-CN"/>
-        </w:rPr>
-        <w:t>{{max_prs_m2_month}}</w:t>
-      </w:r>
-      <w:r>
-        <w:rPr>
-          <w:rFonts w:hint="default" w:ascii="Times New Roman" w:hAnsi="Times New Roman" w:eastAsia="仿宋" w:cs="Times New Roman"/>
-          <w:color w:val="000000"/>
-          <w:sz w:val="24"/>
-          <w:szCs w:val="24"/>
-          <w:lang w:val="en-US" w:eastAsia="zh-CN"/>
-        </w:rPr>
-        <w:t>）之间（图</w:t>
-      </w:r>
-      <w:r>
-        <w:rPr>
-          <w:rFonts w:hint="eastAsia" w:ascii="Times New Roman" w:hAnsi="Times New Roman" w:eastAsia="仿宋" w:cs="Times New Roman"/>
-          <w:color w:val="000000"/>
-          <w:sz w:val="24"/>
-          <w:szCs w:val="24"/>
-          <w:lang w:val="en-US" w:eastAsia="zh-CN"/>
-        </w:rPr>
-        <w:t>5</w:t>
-      </w:r>
-      <w:r>
-        <w:rPr>
-          <w:rFonts w:hint="default" w:ascii="Times New Roman" w:hAnsi="Times New Roman" w:eastAsia="仿宋" w:cs="Times New Roman"/>
-          <w:color w:val="000000"/>
-          <w:sz w:val="24"/>
-          <w:szCs w:val="24"/>
-          <w:lang w:val="en-US" w:eastAsia="zh-CN"/>
-        </w:rPr>
-        <w:t>），平均最低气压变化在</w:t>
-      </w:r>
-      <w:r>
-        <w:rPr>
-          <w:rFonts w:hint="eastAsia" w:ascii="Times New Roman" w:hAnsi="Times New Roman" w:eastAsia="仿宋" w:cs="Times New Roman"/>
-          <w:color w:val="000000"/>
-          <w:sz w:val="24"/>
-          <w:szCs w:val="24"/>
-          <w:lang w:val="en-US" w:eastAsia="zh-CN"/>
-        </w:rPr>
-        <w:t>{{min_prs_m1}}</w:t>
-      </w:r>
-      <w:r>
-        <w:rPr>
-          <w:rFonts w:hint="default" w:ascii="Times New Roman" w:hAnsi="Times New Roman" w:eastAsia="仿宋" w:cs="Times New Roman"/>
-          <w:color w:val="000000"/>
-          <w:sz w:val="24"/>
-          <w:szCs w:val="24"/>
-          <w:lang w:val="en-US" w:eastAsia="zh-CN"/>
-        </w:rPr>
-        <w:t>hPa（</w:t>
-      </w:r>
-      <w:r>
-        <w:rPr>
-          <w:rFonts w:hint="eastAsia" w:ascii="Times New Roman" w:hAnsi="Times New Roman" w:eastAsia="仿宋" w:cs="Times New Roman"/>
-          <w:color w:val="000000"/>
-          <w:sz w:val="24"/>
-          <w:szCs w:val="24"/>
-          <w:lang w:val="en-US" w:eastAsia="zh-CN"/>
-        </w:rPr>
-        <w:t>{{min_prs_m1_month}}</w:t>
-      </w:r>
-      <w:r>
-        <w:rPr>
-          <w:rFonts w:hint="default" w:ascii="Times New Roman" w:hAnsi="Times New Roman" w:eastAsia="仿宋" w:cs="Times New Roman"/>
-          <w:color w:val="000000"/>
-          <w:sz w:val="24"/>
-          <w:szCs w:val="24"/>
-          <w:lang w:val="en-US" w:eastAsia="zh-CN"/>
-        </w:rPr>
-        <w:t>）～</w:t>
-      </w:r>
-      <w:r>
-        <w:rPr>
-          <w:rFonts w:hint="eastAsia" w:ascii="Times New Roman" w:hAnsi="Times New Roman" w:eastAsia="仿宋" w:cs="Times New Roman"/>
-          <w:color w:val="000000"/>
-          <w:sz w:val="24"/>
-          <w:szCs w:val="24"/>
-          <w:lang w:val="en-US" w:eastAsia="zh-CN"/>
-        </w:rPr>
-        <w:t>{{min_prs_m2}}</w:t>
-      </w:r>
-      <w:r>
-        <w:rPr>
-          <w:rFonts w:hint="default" w:ascii="Times New Roman" w:hAnsi="Times New Roman" w:eastAsia="仿宋" w:cs="Times New Roman"/>
-          <w:color w:val="000000"/>
-          <w:sz w:val="24"/>
-          <w:szCs w:val="24"/>
-          <w:lang w:val="en-US" w:eastAsia="zh-CN"/>
-        </w:rPr>
-        <w:t>hPa（</w:t>
-      </w:r>
-      <w:r>
-        <w:rPr>
-          <w:rFonts w:hint="eastAsia" w:ascii="Times New Roman" w:hAnsi="Times New Roman" w:eastAsia="仿宋" w:cs="Times New Roman"/>
-          <w:color w:val="000000"/>
-          <w:sz w:val="24"/>
-          <w:szCs w:val="24"/>
-          <w:lang w:val="en-US" w:eastAsia="zh-CN"/>
-        </w:rPr>
-        <w:t>{{min_prs_m2_month}}</w:t>
-      </w:r>
-      <w:r>
-        <w:rPr>
-          <w:rFonts w:hint="default" w:ascii="Times New Roman" w:hAnsi="Times New Roman" w:eastAsia="仿宋" w:cs="Times New Roman"/>
-          <w:color w:val="000000"/>
-          <w:sz w:val="24"/>
-          <w:szCs w:val="24"/>
-          <w:lang w:val="en-US" w:eastAsia="zh-CN"/>
-        </w:rPr>
-        <w:t>）之间（图</w:t>
-      </w:r>
-      <w:r>
-        <w:rPr>
-          <w:rFonts w:hint="eastAsia" w:ascii="Times New Roman" w:hAnsi="Times New Roman" w:eastAsia="仿宋" w:cs="Times New Roman"/>
+        <w:t>）</w:t>
+      </w:r>
+      <w:r>
+        <w:rPr>
+          <w:rFonts w:hint="eastAsia" w:cs="Times New Roman"/>
+          <w:color w:val="000000"/>
+          <w:sz w:val="24"/>
+          <w:szCs w:val="24"/>
+          <w:lang w:val="en-US" w:eastAsia="zh-CN"/>
+        </w:rPr>
+        <w:t>；</w:t>
+      </w:r>
+      <w:r>
+        <w:rPr>
+          <w:rFonts w:hint="default" w:ascii="Times New Roman" w:hAnsi="Times New Roman" w:eastAsia="仿宋" w:cs="Times New Roman"/>
+          <w:color w:val="000000"/>
+          <w:sz w:val="24"/>
+          <w:szCs w:val="24"/>
+          <w:lang w:val="en-US" w:eastAsia="zh-CN"/>
+        </w:rPr>
+        <w:t>平均最高</w:t>
+      </w:r>
+      <w:r>
+        <w:rPr>
+          <w:rFonts w:hint="eastAsia" w:cs="Times New Roman"/>
+          <w:color w:val="000000"/>
+          <w:sz w:val="24"/>
+          <w:szCs w:val="24"/>
+          <w:lang w:val="en-US" w:eastAsia="zh-CN"/>
+        </w:rPr>
+        <w:t>气压最高发生在</w:t>
+      </w:r>
+      <w:r>
+        <w:rPr>
+          <w:rFonts w:hint="default" w:ascii="Times New Roman" w:hAnsi="Times New Roman" w:eastAsia="仿宋" w:cs="Times New Roman"/>
+          <w:color w:val="000000"/>
+          <w:sz w:val="24"/>
+          <w:szCs w:val="24"/>
+          <w:lang w:val="en-US" w:eastAsia="zh-CN"/>
+        </w:rPr>
+        <w:t>{{</w:t>
+      </w:r>
+      <w:r>
+        <w:rPr>
+          <w:rFonts w:hint="eastAsia" w:cs="Times New Roman"/>
+          <w:color w:val="000000"/>
+          <w:sz w:val="24"/>
+          <w:szCs w:val="24"/>
+          <w:lang w:val="en-US" w:eastAsia="zh-CN"/>
+        </w:rPr>
+        <w:t>max</w:t>
+      </w:r>
+      <w:r>
+        <w:rPr>
+          <w:rFonts w:hint="default" w:ascii="Times New Roman" w:hAnsi="Times New Roman" w:eastAsia="仿宋" w:cs="Times New Roman"/>
+          <w:color w:val="000000"/>
+          <w:sz w:val="24"/>
+          <w:szCs w:val="24"/>
+          <w:lang w:val="en-US" w:eastAsia="zh-CN"/>
+        </w:rPr>
+        <w:t>_</w:t>
+      </w:r>
+      <w:r>
+        <w:rPr>
+          <w:rFonts w:hint="eastAsia" w:cs="Times New Roman"/>
+          <w:color w:val="000000"/>
+          <w:sz w:val="24"/>
+          <w:szCs w:val="24"/>
+          <w:lang w:val="en-US" w:eastAsia="zh-CN"/>
+        </w:rPr>
+        <w:t>prs</w:t>
+      </w:r>
+      <w:r>
+        <w:rPr>
+          <w:rFonts w:hint="default" w:ascii="Times New Roman" w:hAnsi="Times New Roman" w:eastAsia="仿宋" w:cs="Times New Roman"/>
+          <w:color w:val="000000"/>
+          <w:sz w:val="24"/>
+          <w:szCs w:val="24"/>
+          <w:lang w:val="en-US" w:eastAsia="zh-CN"/>
+        </w:rPr>
+        <w:t>_m2_month}}</w:t>
+      </w:r>
+      <w:r>
+        <w:rPr>
+          <w:rFonts w:hint="eastAsia" w:cs="Times New Roman"/>
+          <w:color w:val="000000"/>
+          <w:sz w:val="24"/>
+          <w:szCs w:val="24"/>
+          <w:lang w:val="en-US" w:eastAsia="zh-CN"/>
+        </w:rPr>
+        <w:t>，为</w:t>
+      </w:r>
+      <w:r>
+        <w:rPr>
+          <w:rFonts w:hint="default" w:ascii="Times New Roman" w:hAnsi="Times New Roman" w:eastAsia="仿宋" w:cs="Times New Roman"/>
+          <w:color w:val="000000"/>
+          <w:sz w:val="24"/>
+          <w:szCs w:val="24"/>
+          <w:lang w:val="en-US" w:eastAsia="zh-CN"/>
+        </w:rPr>
+        <w:t>{{</w:t>
+      </w:r>
+      <w:r>
+        <w:rPr>
+          <w:rFonts w:hint="eastAsia" w:cs="Times New Roman"/>
+          <w:color w:val="000000"/>
+          <w:sz w:val="24"/>
+          <w:szCs w:val="24"/>
+          <w:lang w:val="en-US" w:eastAsia="zh-CN"/>
+        </w:rPr>
+        <w:t>max</w:t>
+      </w:r>
+      <w:r>
+        <w:rPr>
+          <w:rFonts w:hint="default" w:ascii="Times New Roman" w:hAnsi="Times New Roman" w:eastAsia="仿宋" w:cs="Times New Roman"/>
+          <w:color w:val="000000"/>
+          <w:sz w:val="24"/>
+          <w:szCs w:val="24"/>
+          <w:lang w:val="en-US" w:eastAsia="zh-CN"/>
+        </w:rPr>
+        <w:t>_</w:t>
+      </w:r>
+      <w:r>
+        <w:rPr>
+          <w:rFonts w:hint="eastAsia" w:cs="Times New Roman"/>
+          <w:color w:val="000000"/>
+          <w:sz w:val="24"/>
+          <w:szCs w:val="24"/>
+          <w:lang w:val="en-US" w:eastAsia="zh-CN"/>
+        </w:rPr>
+        <w:t>prs</w:t>
+      </w:r>
+      <w:r>
+        <w:rPr>
+          <w:rFonts w:hint="default" w:ascii="Times New Roman" w:hAnsi="Times New Roman" w:eastAsia="仿宋" w:cs="Times New Roman"/>
+          <w:color w:val="000000"/>
+          <w:sz w:val="24"/>
+          <w:szCs w:val="24"/>
+          <w:lang w:val="en-US" w:eastAsia="zh-CN"/>
+        </w:rPr>
+        <w:t>_m</w:t>
+      </w:r>
+      <w:r>
+        <w:rPr>
+          <w:rFonts w:hint="eastAsia" w:cs="Times New Roman"/>
+          <w:color w:val="000000"/>
+          <w:sz w:val="24"/>
+          <w:szCs w:val="24"/>
+          <w:lang w:val="en-US" w:eastAsia="zh-CN"/>
+        </w:rPr>
+        <w:t>2</w:t>
+      </w:r>
+      <w:bookmarkStart w:id="0" w:name="_GoBack"/>
+      <w:bookmarkEnd w:id="0"/>
+      <w:r>
+        <w:rPr>
+          <w:rFonts w:hint="default" w:ascii="Times New Roman" w:hAnsi="Times New Roman" w:eastAsia="仿宋" w:cs="Times New Roman"/>
+          <w:color w:val="000000"/>
+          <w:sz w:val="24"/>
+          <w:szCs w:val="24"/>
+          <w:lang w:val="en-US" w:eastAsia="zh-CN"/>
+        </w:rPr>
+        <w:t>}}</w:t>
+      </w:r>
+      <w:r>
+        <w:rPr>
+          <w:rFonts w:hint="eastAsia" w:cs="Times New Roman"/>
+          <w:color w:val="000000"/>
+          <w:sz w:val="24"/>
+          <w:szCs w:val="24"/>
+          <w:lang w:val="en-US" w:eastAsia="zh-CN"/>
+        </w:rPr>
+        <w:t>hPa，最低发生在</w:t>
+      </w:r>
+      <w:r>
+        <w:rPr>
+          <w:rFonts w:hint="default" w:ascii="Times New Roman" w:hAnsi="Times New Roman" w:eastAsia="仿宋" w:cs="Times New Roman"/>
+          <w:color w:val="000000"/>
+          <w:sz w:val="24"/>
+          <w:szCs w:val="24"/>
+          <w:lang w:val="en-US" w:eastAsia="zh-CN"/>
+        </w:rPr>
+        <w:t>{{</w:t>
+      </w:r>
+      <w:r>
+        <w:rPr>
+          <w:rFonts w:hint="eastAsia" w:cs="Times New Roman"/>
+          <w:color w:val="000000"/>
+          <w:sz w:val="24"/>
+          <w:szCs w:val="24"/>
+          <w:lang w:val="en-US" w:eastAsia="zh-CN"/>
+        </w:rPr>
+        <w:t>max</w:t>
+      </w:r>
+      <w:r>
+        <w:rPr>
+          <w:rFonts w:hint="default" w:ascii="Times New Roman" w:hAnsi="Times New Roman" w:eastAsia="仿宋" w:cs="Times New Roman"/>
+          <w:color w:val="000000"/>
+          <w:sz w:val="24"/>
+          <w:szCs w:val="24"/>
+          <w:lang w:val="en-US" w:eastAsia="zh-CN"/>
+        </w:rPr>
+        <w:t>_</w:t>
+      </w:r>
+      <w:r>
+        <w:rPr>
+          <w:rFonts w:hint="eastAsia" w:cs="Times New Roman"/>
+          <w:color w:val="000000"/>
+          <w:sz w:val="24"/>
+          <w:szCs w:val="24"/>
+          <w:lang w:val="en-US" w:eastAsia="zh-CN"/>
+        </w:rPr>
+        <w:t>prs</w:t>
+      </w:r>
+      <w:r>
+        <w:rPr>
+          <w:rFonts w:hint="default" w:ascii="Times New Roman" w:hAnsi="Times New Roman" w:eastAsia="仿宋" w:cs="Times New Roman"/>
+          <w:color w:val="000000"/>
+          <w:sz w:val="24"/>
+          <w:szCs w:val="24"/>
+          <w:lang w:val="en-US" w:eastAsia="zh-CN"/>
+        </w:rPr>
+        <w:t>_m1_month}}</w:t>
+      </w:r>
+      <w:r>
+        <w:rPr>
+          <w:rFonts w:hint="eastAsia" w:cs="Times New Roman"/>
+          <w:color w:val="000000"/>
+          <w:sz w:val="24"/>
+          <w:szCs w:val="24"/>
+          <w:lang w:val="en-US" w:eastAsia="zh-CN"/>
+        </w:rPr>
+        <w:t>，为</w:t>
+      </w:r>
+      <w:r>
+        <w:rPr>
+          <w:rFonts w:hint="default" w:ascii="Times New Roman" w:hAnsi="Times New Roman" w:eastAsia="仿宋" w:cs="Times New Roman"/>
+          <w:color w:val="000000"/>
+          <w:sz w:val="24"/>
+          <w:szCs w:val="24"/>
+          <w:lang w:val="en-US" w:eastAsia="zh-CN"/>
+        </w:rPr>
+        <w:t>{{</w:t>
+      </w:r>
+      <w:r>
+        <w:rPr>
+          <w:rFonts w:hint="eastAsia" w:cs="Times New Roman"/>
+          <w:color w:val="000000"/>
+          <w:sz w:val="24"/>
+          <w:szCs w:val="24"/>
+          <w:lang w:val="en-US" w:eastAsia="zh-CN"/>
+        </w:rPr>
+        <w:t>max</w:t>
+      </w:r>
+      <w:r>
+        <w:rPr>
+          <w:rFonts w:hint="default" w:ascii="Times New Roman" w:hAnsi="Times New Roman" w:eastAsia="仿宋" w:cs="Times New Roman"/>
+          <w:color w:val="000000"/>
+          <w:sz w:val="24"/>
+          <w:szCs w:val="24"/>
+          <w:lang w:val="en-US" w:eastAsia="zh-CN"/>
+        </w:rPr>
+        <w:t>_</w:t>
+      </w:r>
+      <w:r>
+        <w:rPr>
+          <w:rFonts w:hint="eastAsia" w:cs="Times New Roman"/>
+          <w:color w:val="000000"/>
+          <w:sz w:val="24"/>
+          <w:szCs w:val="24"/>
+          <w:lang w:val="en-US" w:eastAsia="zh-CN"/>
+        </w:rPr>
+        <w:t>prs</w:t>
+      </w:r>
+      <w:r>
+        <w:rPr>
+          <w:rFonts w:hint="default" w:ascii="Times New Roman" w:hAnsi="Times New Roman" w:eastAsia="仿宋" w:cs="Times New Roman"/>
+          <w:color w:val="000000"/>
+          <w:sz w:val="24"/>
+          <w:szCs w:val="24"/>
+          <w:lang w:val="en-US" w:eastAsia="zh-CN"/>
+        </w:rPr>
+        <w:t>_m1}}</w:t>
+      </w:r>
+      <w:r>
+        <w:rPr>
+          <w:rFonts w:hint="eastAsia" w:cs="Times New Roman"/>
+          <w:color w:val="000000"/>
+          <w:sz w:val="24"/>
+          <w:szCs w:val="24"/>
+          <w:lang w:val="en-US" w:eastAsia="zh-CN"/>
+        </w:rPr>
+        <w:t>hPa</w:t>
+      </w:r>
+      <w:r>
+        <w:rPr>
+          <w:rFonts w:hint="default" w:ascii="Times New Roman" w:hAnsi="Times New Roman" w:eastAsia="仿宋" w:cs="Times New Roman"/>
+          <w:color w:val="000000"/>
+          <w:sz w:val="24"/>
+          <w:szCs w:val="24"/>
+          <w:lang w:val="en-US" w:eastAsia="zh-CN"/>
+        </w:rPr>
+        <w:t>（图5）</w:t>
+      </w:r>
+      <w:r>
+        <w:rPr>
+          <w:rFonts w:hint="eastAsia" w:cs="Times New Roman"/>
+          <w:color w:val="000000"/>
+          <w:sz w:val="24"/>
+          <w:szCs w:val="24"/>
+          <w:lang w:val="en-US" w:eastAsia="zh-CN"/>
+        </w:rPr>
+        <w:t>；</w:t>
+      </w:r>
+      <w:r>
+        <w:rPr>
+          <w:rFonts w:hint="default" w:ascii="Times New Roman" w:hAnsi="Times New Roman" w:eastAsia="仿宋" w:cs="Times New Roman"/>
+          <w:color w:val="000000"/>
+          <w:sz w:val="24"/>
+          <w:szCs w:val="24"/>
+          <w:lang w:val="en-US" w:eastAsia="zh-CN"/>
+        </w:rPr>
+        <w:t>平均最低</w:t>
+      </w:r>
+      <w:r>
+        <w:rPr>
+          <w:rFonts w:hint="eastAsia" w:cs="Times New Roman"/>
+          <w:color w:val="000000"/>
+          <w:sz w:val="24"/>
+          <w:szCs w:val="24"/>
+          <w:lang w:val="en-US" w:eastAsia="zh-CN"/>
+        </w:rPr>
+        <w:t>气压最高发生在</w:t>
+      </w:r>
+      <w:r>
+        <w:rPr>
+          <w:rFonts w:hint="default" w:ascii="Times New Roman" w:hAnsi="Times New Roman" w:eastAsia="仿宋" w:cs="Times New Roman"/>
+          <w:color w:val="000000"/>
+          <w:sz w:val="24"/>
+          <w:szCs w:val="24"/>
+          <w:lang w:val="en-US" w:eastAsia="zh-CN"/>
+        </w:rPr>
+        <w:t>{{min_</w:t>
+      </w:r>
+      <w:r>
+        <w:rPr>
+          <w:rFonts w:hint="eastAsia" w:cs="Times New Roman"/>
+          <w:color w:val="000000"/>
+          <w:sz w:val="24"/>
+          <w:szCs w:val="24"/>
+          <w:lang w:val="en-US" w:eastAsia="zh-CN"/>
+        </w:rPr>
+        <w:t>prs</w:t>
+      </w:r>
+      <w:r>
+        <w:rPr>
+          <w:rFonts w:hint="default" w:ascii="Times New Roman" w:hAnsi="Times New Roman" w:eastAsia="仿宋" w:cs="Times New Roman"/>
+          <w:color w:val="000000"/>
+          <w:sz w:val="24"/>
+          <w:szCs w:val="24"/>
+          <w:lang w:val="en-US" w:eastAsia="zh-CN"/>
+        </w:rPr>
+        <w:t>_m2_month}}</w:t>
+      </w:r>
+      <w:r>
+        <w:rPr>
+          <w:rFonts w:hint="eastAsia" w:cs="Times New Roman"/>
+          <w:color w:val="000000"/>
+          <w:sz w:val="24"/>
+          <w:szCs w:val="24"/>
+          <w:lang w:val="en-US" w:eastAsia="zh-CN"/>
+        </w:rPr>
+        <w:t>，为</w:t>
+      </w:r>
+      <w:r>
+        <w:rPr>
+          <w:rFonts w:hint="default" w:ascii="Times New Roman" w:hAnsi="Times New Roman" w:eastAsia="仿宋" w:cs="Times New Roman"/>
+          <w:color w:val="000000"/>
+          <w:sz w:val="24"/>
+          <w:szCs w:val="24"/>
+          <w:lang w:val="en-US" w:eastAsia="zh-CN"/>
+        </w:rPr>
+        <w:t>{{min_</w:t>
+      </w:r>
+      <w:r>
+        <w:rPr>
+          <w:rFonts w:hint="eastAsia" w:cs="Times New Roman"/>
+          <w:color w:val="000000"/>
+          <w:sz w:val="24"/>
+          <w:szCs w:val="24"/>
+          <w:lang w:val="en-US" w:eastAsia="zh-CN"/>
+        </w:rPr>
+        <w:t>prs</w:t>
+      </w:r>
+      <w:r>
+        <w:rPr>
+          <w:rFonts w:hint="default" w:ascii="Times New Roman" w:hAnsi="Times New Roman" w:eastAsia="仿宋" w:cs="Times New Roman"/>
+          <w:color w:val="000000"/>
+          <w:sz w:val="24"/>
+          <w:szCs w:val="24"/>
+          <w:lang w:val="en-US" w:eastAsia="zh-CN"/>
+        </w:rPr>
+        <w:t>_m2}}</w:t>
+      </w:r>
+      <w:r>
+        <w:rPr>
+          <w:rFonts w:hint="eastAsia" w:cs="Times New Roman"/>
+          <w:color w:val="000000"/>
+          <w:sz w:val="24"/>
+          <w:szCs w:val="24"/>
+          <w:lang w:val="en-US" w:eastAsia="zh-CN"/>
+        </w:rPr>
+        <w:t>hPa，最低发生在</w:t>
+      </w:r>
+      <w:r>
+        <w:rPr>
+          <w:rFonts w:hint="default" w:ascii="Times New Roman" w:hAnsi="Times New Roman" w:eastAsia="仿宋" w:cs="Times New Roman"/>
+          <w:color w:val="000000"/>
+          <w:sz w:val="24"/>
+          <w:szCs w:val="24"/>
+          <w:lang w:val="en-US" w:eastAsia="zh-CN"/>
+        </w:rPr>
+        <w:t>{{min_</w:t>
+      </w:r>
+      <w:r>
+        <w:rPr>
+          <w:rFonts w:hint="eastAsia" w:cs="Times New Roman"/>
+          <w:color w:val="000000"/>
+          <w:sz w:val="24"/>
+          <w:szCs w:val="24"/>
+          <w:lang w:val="en-US" w:eastAsia="zh-CN"/>
+        </w:rPr>
+        <w:t>prs</w:t>
+      </w:r>
+      <w:r>
+        <w:rPr>
+          <w:rFonts w:hint="default" w:ascii="Times New Roman" w:hAnsi="Times New Roman" w:eastAsia="仿宋" w:cs="Times New Roman"/>
+          <w:color w:val="000000"/>
+          <w:sz w:val="24"/>
+          <w:szCs w:val="24"/>
+          <w:lang w:val="en-US" w:eastAsia="zh-CN"/>
+        </w:rPr>
+        <w:t>_m1_month}}</w:t>
+      </w:r>
+      <w:r>
+        <w:rPr>
+          <w:rFonts w:hint="eastAsia" w:cs="Times New Roman"/>
+          <w:color w:val="000000"/>
+          <w:sz w:val="24"/>
+          <w:szCs w:val="24"/>
+          <w:lang w:val="en-US" w:eastAsia="zh-CN"/>
+        </w:rPr>
+        <w:t>，为</w:t>
+      </w:r>
+      <w:r>
+        <w:rPr>
+          <w:rFonts w:hint="default" w:ascii="Times New Roman" w:hAnsi="Times New Roman" w:eastAsia="仿宋" w:cs="Times New Roman"/>
+          <w:color w:val="000000"/>
+          <w:sz w:val="24"/>
+          <w:szCs w:val="24"/>
+          <w:lang w:val="en-US" w:eastAsia="zh-CN"/>
+        </w:rPr>
+        <w:t>{{min_</w:t>
+      </w:r>
+      <w:r>
+        <w:rPr>
+          <w:rFonts w:hint="eastAsia" w:cs="Times New Roman"/>
+          <w:color w:val="000000"/>
+          <w:sz w:val="24"/>
+          <w:szCs w:val="24"/>
+          <w:lang w:val="en-US" w:eastAsia="zh-CN"/>
+        </w:rPr>
+        <w:t>prs</w:t>
+      </w:r>
+      <w:r>
+        <w:rPr>
+          <w:rFonts w:hint="default" w:ascii="Times New Roman" w:hAnsi="Times New Roman" w:eastAsia="仿宋" w:cs="Times New Roman"/>
+          <w:color w:val="000000"/>
+          <w:sz w:val="24"/>
+          <w:szCs w:val="24"/>
+          <w:lang w:val="en-US" w:eastAsia="zh-CN"/>
+        </w:rPr>
+        <w:t>_m1}}</w:t>
+      </w:r>
+      <w:r>
+        <w:rPr>
+          <w:rFonts w:hint="eastAsia" w:cs="Times New Roman"/>
+          <w:color w:val="000000"/>
+          <w:sz w:val="24"/>
+          <w:szCs w:val="24"/>
+          <w:lang w:val="en-US" w:eastAsia="zh-CN"/>
+        </w:rPr>
+        <w:t>hPa</w:t>
+      </w:r>
+      <w:r>
+        <w:rPr>
+          <w:rFonts w:hint="default" w:ascii="Times New Roman" w:hAnsi="Times New Roman" w:eastAsia="仿宋" w:cs="Times New Roman"/>
+          <w:color w:val="000000"/>
+          <w:sz w:val="24"/>
+          <w:szCs w:val="24"/>
+          <w:lang w:val="en-US" w:eastAsia="zh-CN"/>
+        </w:rPr>
+        <w:t>（图</w:t>
+      </w:r>
+      <w:r>
+        <w:rPr>
+          <w:rFonts w:hint="eastAsia" w:cs="Times New Roman"/>
           <w:color w:val="000000"/>
           <w:sz w:val="24"/>
           <w:szCs w:val="24"/>
@@ -1467,7 +2759,6 @@
           <w:lang w:val="en-US" w:eastAsia="zh-CN"/>
         </w:rPr>
       </w:pPr>
-      <w:bookmarkStart w:id="0" w:name="_GoBack"/>
       <w:r>
         <w:rPr>
           <w:rFonts w:hint="eastAsia" w:ascii="Times New Roman" w:hAnsi="Times New Roman" w:eastAsia="黑体" w:cs="Times New Roman"/>
@@ -1502,7 +2793,6 @@
         <w:t>气压月变化</w:t>
       </w:r>
     </w:p>
-    <w:bookmarkEnd w:id="0"/>
     <w:sectPr>
       <w:pgSz w:w="11906" w:h="16838"/>
       <w:pgMar w:top="1440" w:right="1800" w:bottom="1440" w:left="1800" w:header="851" w:footer="992" w:gutter="0"/>
